--- a/fuentes/123103_CF03_DU.docx
+++ b/fuentes/123103_CF03_DU.docx
@@ -1,6 +1,6 @@
 
 <file path=word/document.xml><?xml version="1.0" encoding="utf-8"?>
-<w:document xmlns:wpc="http://schemas.microsoft.com/office/word/2010/wordprocessingCanvas" xmlns:cx="http://schemas.microsoft.com/office/drawing/2014/chartex" xmlns:cx1="http://schemas.microsoft.com/office/drawing/2015/9/8/chartex" xmlns:cx2="http://schemas.microsoft.com/office/drawing/2015/10/21/chartex" xmlns:cx3="http://schemas.microsoft.com/office/drawing/2016/5/9/chartex" xmlns:cx4="http://schemas.microsoft.com/office/drawing/2016/5/10/chartex" xmlns:cx5="http://schemas.microsoft.com/office/drawing/2016/5/11/chartex" xmlns:cx6="http://schemas.microsoft.com/office/drawing/2016/5/12/chartex" xmlns:cx7="http://schemas.microsoft.com/office/drawing/2016/5/13/chartex" xmlns:cx8="http://schemas.microsoft.com/office/drawing/2016/5/14/chartex" xmlns:mc="http://schemas.openxmlformats.org/markup-compatibility/2006" xmlns:aink="http://schemas.microsoft.com/office/drawing/2016/ink" xmlns:am3d="http://schemas.microsoft.com/office/drawing/2017/model3d" xmlns:o="urn:schemas-microsoft-com:office:office" xmlns:oel="http://schemas.microsoft.com/office/2019/extlst" xmlns:r="http://schemas.openxmlformats.org/officeDocument/2006/relationships" xmlns:m="http://schemas.openxmlformats.org/officeDocument/2006/math" xmlns:v="urn:schemas-microsoft-com:vml" xmlns:wp14="http://schemas.microsoft.com/office/word/2010/wordprocessingDrawing" xmlns:wp="http://schemas.openxmlformats.org/drawingml/2006/wordprocessingDrawing" xmlns:w10="urn:schemas-microsoft-com:office:word" xmlns:w="http://schemas.openxmlformats.org/wordprocessingml/2006/main" xmlns:w14="http://schemas.microsoft.com/office/word/2010/wordml" xmlns:w15="http://schemas.microsoft.com/office/word/2012/wordml" xmlns:w16cex="http://schemas.microsoft.com/office/word/2018/wordml/cex" xmlns:w16cid="http://schemas.microsoft.com/office/word/2016/wordml/cid" xmlns:w16="http://schemas.microsoft.com/office/word/2018/wordml" xmlns:w16du="http://schemas.microsoft.com/office/word/2023/wordml/word16du" xmlns:w16sdtdh="http://schemas.microsoft.com/office/word/2020/wordml/sdtdatahash" xmlns:w16sdtfl="http://schemas.microsoft.com/office/word/2024/wordml/sdtformatlock" xmlns:w16se="http://schemas.microsoft.com/office/word/2015/wordml/symex" xmlns:wpg="http://schemas.microsoft.com/office/word/2010/wordprocessingGroup" xmlns:wpi="http://schemas.microsoft.com/office/word/2010/wordprocessingInk" xmlns:wne="http://schemas.microsoft.com/office/word/2006/wordml" xmlns:wps="http://schemas.microsoft.com/office/word/2010/wordprocessingShape" mc:Ignorable="w14 w15 w16se w16cid w16 w16cex w16sdtdh w16sdtfl w16du wp14">
+<w:document xmlns:wpc="http://schemas.microsoft.com/office/word/2010/wordprocessingCanvas" xmlns:cx="http://schemas.microsoft.com/office/drawing/2014/chartex" xmlns:cx1="http://schemas.microsoft.com/office/drawing/2015/9/8/chartex" xmlns:cx2="http://schemas.microsoft.com/office/drawing/2015/10/21/chartex" xmlns:cx3="http://schemas.microsoft.com/office/drawing/2016/5/9/chartex" xmlns:cx4="http://schemas.microsoft.com/office/drawing/2016/5/10/chartex" xmlns:cx5="http://schemas.microsoft.com/office/drawing/2016/5/11/chartex" xmlns:cx6="http://schemas.microsoft.com/office/drawing/2016/5/12/chartex" xmlns:cx7="http://schemas.microsoft.com/office/drawing/2016/5/13/chartex" xmlns:cx8="http://schemas.microsoft.com/office/drawing/2016/5/14/chartex" xmlns:mc="http://schemas.openxmlformats.org/markup-compatibility/2006" xmlns:aink="http://schemas.microsoft.com/office/drawing/2016/ink" xmlns:am3d="http://schemas.microsoft.com/office/drawing/2017/model3d" xmlns:o="urn:schemas-microsoft-com:office:office" xmlns:r="http://schemas.openxmlformats.org/officeDocument/2006/relationships" xmlns:m="http://schemas.openxmlformats.org/officeDocument/2006/math" xmlns:v="urn:schemas-microsoft-com:vml" xmlns:wp14="http://schemas.microsoft.com/office/word/2010/wordprocessingDrawing" xmlns:wp="http://schemas.openxmlformats.org/drawingml/2006/wordprocessingDrawing" xmlns:w10="urn:schemas-microsoft-com:office:word" xmlns:w="http://schemas.openxmlformats.org/wordprocessingml/2006/main" xmlns:w14="http://schemas.microsoft.com/office/word/2010/wordml" xmlns:w15="http://schemas.microsoft.com/office/word/2012/wordml" xmlns:w16cex="http://schemas.microsoft.com/office/word/2018/wordml/cex" xmlns:w16cid="http://schemas.microsoft.com/office/word/2016/wordml/cid" xmlns:w16="http://schemas.microsoft.com/office/word/2018/wordml" xmlns:w16se="http://schemas.microsoft.com/office/word/2015/wordml/symex" xmlns:wpg="http://schemas.microsoft.com/office/word/2010/wordprocessingGroup" xmlns:wpi="http://schemas.microsoft.com/office/word/2010/wordprocessingInk" xmlns:wne="http://schemas.microsoft.com/office/word/2006/wordml" xmlns:wps="http://schemas.microsoft.com/office/word/2010/wordprocessingShape" mc:Ignorable="w14 w15 w16se w16cid w16 w16cex wp14">
   <w:body>
     <w:p>
       <w:pPr>
@@ -205,7 +205,7 @@
               </wp:anchor>
             </w:drawing>
           </mc:Choice>
-          <mc:Fallback>
+          <mc:Fallback xmlns:w16sdtfl="http://schemas.microsoft.com/office/word/2024/wordml/sdtformatlock" xmlns:w16sdtdh="http://schemas.microsoft.com/office/word/2020/wordml/sdtdatahash" xmlns:w16du="http://schemas.microsoft.com/office/word/2023/wordml/word16du" xmlns:oel="http://schemas.microsoft.com/office/2019/extlst">
             <w:pict>
               <v:rect w14:anchorId="3617F850" id="Rectángulo 3" o:spid="_x0000_s1026" style="position:absolute;margin-left:-55.95pt;margin-top:26.4pt;width:613.85pt;height:164.25pt;z-index:-251655168;visibility:visible;mso-wrap-style:square;mso-height-percent:0;mso-wrap-distance-left:9pt;mso-wrap-distance-top:0;mso-wrap-distance-right:9pt;mso-wrap-distance-bottom:0;mso-position-horizontal:absolute;mso-position-horizontal-relative:text;mso-position-vertical:absolute;mso-position-vertical-relative:text;mso-height-percent:0;mso-height-relative:margin;v-text-anchor:middle" o:gfxdata="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" fillcolor="#00314d" stroked="f" strokeweight="1pt"/>
             </w:pict>
@@ -335,7 +335,7 @@
               </wp:anchor>
             </w:drawing>
           </mc:Choice>
-          <mc:Fallback>
+          <mc:Fallback xmlns:w16sdtfl="http://schemas.microsoft.com/office/word/2024/wordml/sdtformatlock" xmlns:w16sdtdh="http://schemas.microsoft.com/office/word/2020/wordml/sdtdatahash" xmlns:w16du="http://schemas.microsoft.com/office/word/2023/wordml/word16du" xmlns:oel="http://schemas.microsoft.com/office/2019/extlst">
             <w:pict>
               <v:shapetype w14:anchorId="2E2DABF6" id="_x0000_t202" coordsize="21600,21600" o:spt="202" path="m,l,21600r21600,l21600,xe">
                 <v:stroke joinstyle="miter"/>
@@ -539,7 +539,40 @@
           <w:kern w:val="0"/>
           <w14:ligatures w14:val="none"/>
         </w:rPr>
-        <w:t>Febrero 2026</w:t>
+        <w:t>M</w:t>
+      </w:r>
+      <w:r>
+        <w:rPr>
+          <w:rFonts w:ascii="Calibri" w:hAnsi="Calibri"/>
+          <w:b/>
+          <w:bCs/>
+          <w:color w:val="000000" w:themeColor="text1"/>
+          <w:kern w:val="0"/>
+          <w14:ligatures w14:val="none"/>
+        </w:rPr>
+        <w:t>ayo</w:t>
+      </w:r>
+      <w:r>
+        <w:rPr>
+          <w:rFonts w:ascii="Calibri" w:hAnsi="Calibri"/>
+          <w:b/>
+          <w:bCs/>
+          <w:color w:val="000000" w:themeColor="text1"/>
+          <w:kern w:val="0"/>
+          <w14:ligatures w14:val="none"/>
+        </w:rPr>
+        <w:t xml:space="preserve"> 202</w:t>
+      </w:r>
+      <w:r>
+        <w:rPr>
+          <w:rFonts w:ascii="Calibri" w:hAnsi="Calibri"/>
+          <w:b/>
+          <w:bCs/>
+          <w:color w:val="000000" w:themeColor="text1"/>
+          <w:kern w:val="0"/>
+          <w14:ligatures w14:val="none"/>
+        </w:rPr>
+        <w:t>5</w:t>
       </w:r>
       <w:r>
         <w:br w:type="page"/>
@@ -1884,7 +1917,6 @@
       </w:pPr>
       <w:bookmarkStart w:id="0" w:name="_Toc199950921"/>
       <w:r>
-        <w:lastRenderedPageBreak/>
         <w:t>Introducción</w:t>
       </w:r>
       <w:bookmarkEnd w:id="0"/>
@@ -1918,7 +1950,6 @@
         <w:rPr>
           <w:lang w:val="es-CO"/>
         </w:rPr>
-        <w:lastRenderedPageBreak/>
         <w:t>Documentos</w:t>
       </w:r>
       <w:bookmarkEnd w:id="1"/>
@@ -2036,19 +2067,11 @@
           <w:lang w:val="es-419" w:eastAsia="es-CO"/>
         </w:rPr>
       </w:pPr>
-      <w:proofErr w:type="gramStart"/>
-      <w:r>
-        <w:rPr>
-          <w:lang w:val="es-419" w:eastAsia="es-CO"/>
-        </w:rPr>
-        <w:t>Factura equivalente o documento equivalente</w:t>
-      </w:r>
-      <w:proofErr w:type="gramEnd"/>
-      <w:r>
-        <w:rPr>
-          <w:lang w:val="es-419" w:eastAsia="es-CO"/>
-        </w:rPr>
-        <w:t xml:space="preserve"> a la factura de venta.</w:t>
+      <w:r>
+        <w:rPr>
+          <w:lang w:val="es-419" w:eastAsia="es-CO"/>
+        </w:rPr>
+        <w:t>Factura equivalente o documento equivalente a la factura de venta.</w:t>
       </w:r>
     </w:p>
     <w:p>
@@ -2162,8 +2185,31 @@
         <w:rPr>
           <w:lang w:val="es-419" w:eastAsia="es-CO"/>
         </w:rPr>
-        <w:lastRenderedPageBreak/>
-        <w:t>Declaración de renta, Impuesto al Valor Agregado (IVA), Retención en la Fuente, Impuesto de Industria y Comercio ICA.</w:t>
+        <w:t xml:space="preserve">Declaración de renta, Impuesto al Valor Agregado (IVA), Retención en la Fuente, Impuesto de Industria y Comercio </w:t>
+      </w:r>
+      <w:r>
+        <w:rPr>
+          <w:lang w:val="es-419" w:eastAsia="es-CO"/>
+        </w:rPr>
+        <w:t>(</w:t>
+      </w:r>
+      <w:r>
+        <w:rPr>
+          <w:lang w:val="es-419" w:eastAsia="es-CO"/>
+        </w:rPr>
+        <w:t>ICA</w:t>
+      </w:r>
+      <w:r>
+        <w:rPr>
+          <w:lang w:val="es-419" w:eastAsia="es-CO"/>
+        </w:rPr>
+        <w:t>)</w:t>
+      </w:r>
+      <w:r>
+        <w:rPr>
+          <w:lang w:val="es-419" w:eastAsia="es-CO"/>
+        </w:rPr>
+        <w:t>.</w:t>
       </w:r>
     </w:p>
     <w:p>
@@ -2448,14 +2494,7 @@
         <w:rPr>
           <w:lang w:val="es-419" w:eastAsia="es-CO"/>
         </w:rPr>
-        <w:t xml:space="preserve">Son documentos comerciales regidos por el Código de Comercio y el Código Civil Colombiano. En ellos se incorpora la figura del patrimonio de una persona natural o </w:t>
-      </w:r>
-      <w:r>
-        <w:rPr>
-          <w:lang w:val="es-419" w:eastAsia="es-CO"/>
-        </w:rPr>
-        <w:lastRenderedPageBreak/>
-        <w:t>jurídica. En la realidad económica, esta herramienta dinamiza la economía en el comercio formal e informal. Ejemplos de títulos valores son:</w:t>
+        <w:t>Son documentos comerciales regidos por el Código de Comercio y el Código Civil Colombiano. En ellos se incorpora la figura del patrimonio de una persona natural o jurídica. En la realidad económica, esta herramienta dinamiza la economía en el comercio formal e informal. Ejemplos de títulos valores son:</w:t>
       </w:r>
     </w:p>
     <w:p>
@@ -2695,7 +2734,7 @@
           <w:b/>
           <w:lang w:eastAsia="es-CO"/>
         </w:rPr>
-        <w:instrText>HYPERLINK "http://www.secretariasenado.gov.co/senado/basedoc/codigo_comercio_pr020.html"</w:instrText>
+        <w:instrText>HYPERLINK "http://www.secretariasenado.gov.co/senado/basedoc/codigo_comercio_pr019.html"</w:instrText>
       </w:r>
       <w:r>
         <w:rPr>
@@ -2740,7 +2779,6 @@
       </w:pPr>
       <w:bookmarkStart w:id="3" w:name="_Toc199950924"/>
       <w:r>
-        <w:lastRenderedPageBreak/>
         <w:t>Definición, clasificación, características y diligenciamiento</w:t>
       </w:r>
       <w:bookmarkEnd w:id="3"/>
@@ -2966,14 +3004,7 @@
         <w:rPr>
           <w:lang w:val="es-419" w:eastAsia="es-CO"/>
         </w:rPr>
-        <w:t xml:space="preserve">Al momento de la expedición de la factura, los requisitos de los literales a), b), d) y h), deberán estar previamente impresos a través de medios litográficos, tipográficos o de técnicas industriales de carácter similar. Cuando el contribuyente utilice un sistema de facturación por computador o máquinas registradoras, con la impresión efectuada por tales medios se entienden cumplidos los requisitos de impresión previa. El sistema </w:t>
-      </w:r>
-      <w:r>
-        <w:rPr>
-          <w:lang w:val="es-419" w:eastAsia="es-CO"/>
-        </w:rPr>
-        <w:lastRenderedPageBreak/>
-        <w:t>de facturación deberá numerar en forma consecutiva las facturas y se deberán proveer los medios necesarios para su verificación y auditoría.</w:t>
+        <w:t>Al momento de la expedición de la factura, los requisitos de los literales a), b), d) y h), deberán estar previamente impresos a través de medios litográficos, tipográficos o de técnicas industriales de carácter similar. Cuando el contribuyente utilice un sistema de facturación por computador o máquinas registradoras, con la impresión efectuada por tales medios se entienden cumplidos los requisitos de impresión previa. El sistema de facturación deberá numerar en forma consecutiva las facturas y se deberán proveer los medios necesarios para su verificación y auditoría.</w:t>
       </w:r>
     </w:p>
     <w:p>
@@ -2994,21 +3025,7 @@
         <w:rPr>
           <w:lang w:val="es-419" w:eastAsia="es-CO"/>
         </w:rPr>
-        <w:t xml:space="preserve">. En el caso de las empresas que venden tiquetes de transporte, no será obligatorio entregar el original de la factura. A efecto, será suficiente entregar copia de </w:t>
-      </w:r>
-      <w:proofErr w:type="gramStart"/>
-      <w:r>
-        <w:rPr>
-          <w:lang w:val="es-419" w:eastAsia="es-CO"/>
-        </w:rPr>
-        <w:t>la misma</w:t>
-      </w:r>
-      <w:proofErr w:type="gramEnd"/>
-      <w:r>
-        <w:rPr>
-          <w:lang w:val="es-419" w:eastAsia="es-CO"/>
-        </w:rPr>
-        <w:t>.</w:t>
+        <w:t>. En el caso de las empresas que venden tiquetes de transporte, no será obligatorio entregar el original de la factura. A efecto, será suficiente entregar copia de la misma.</w:t>
       </w:r>
     </w:p>
     <w:p>
@@ -3090,14 +3107,7 @@
         <w:rPr>
           <w:lang w:val="es-419" w:eastAsia="es-CO"/>
         </w:rPr>
-        <w:t xml:space="preserve">. Persona natural o jurídica comprendida en el ámbito de este Decreto y que como tal debe facturar </w:t>
-      </w:r>
-      <w:r>
-        <w:rPr>
-          <w:lang w:val="es-419" w:eastAsia="es-CO"/>
-        </w:rPr>
-        <w:lastRenderedPageBreak/>
-        <w:t>electrónicamente en las condiciones que se establecen en los artículos siguientes.</w:t>
+        <w:t>. Persona natural o jurídica comprendida en el ámbito de este Decreto y que como tal debe facturar electrónicamente en las condiciones que se establecen en los artículos siguientes.</w:t>
       </w:r>
     </w:p>
     <w:p>
@@ -3125,6 +3135,12 @@
           <w:lang w:val="es-419" w:eastAsia="es-CO"/>
         </w:rPr>
         <w:t>. Persona natural o jurídica que adquiere bienes y/o servicios y debe exigir factura o documento equivalente y que, tratándose de la factura electrónica, la recibe, rechaza, cuando sea del caso, y conserva para su posterior exhibición, en las condiciones que se establecen en el presente decreto</w:t>
+      </w:r>
+      <w:r>
+        <w:rPr>
+          <w:lang w:val="es-419" w:eastAsia="es-CO"/>
+        </w:rPr>
+        <w:t>.</w:t>
       </w:r>
     </w:p>
     <w:p>
@@ -3205,55 +3221,73 @@
         <w:rPr>
           <w:lang w:eastAsia="es-CO"/>
         </w:rPr>
-        <w:t xml:space="preserve">. El código único de factura electrónica para las facturas </w:t>
-      </w:r>
-      <w:proofErr w:type="gramStart"/>
-      <w:r>
+        <w:t>. El código único de factura electrónica para las facturas electrónicas, corresponde a un valor alfanumérico, obtenido a partir de la aplicación de un procedimiento que utiliza datos de la factura, que adicionalmente incluye la clave de contenido técnico de control generada y entregada por la DIAN.</w:t>
+      </w:r>
+    </w:p>
+    <w:p>
+      <w:pPr>
+        <w:pStyle w:val="Prrafodelista"/>
+        <w:ind w:left="1134" w:firstLine="0"/>
         <w:rPr>
           <w:lang w:eastAsia="es-CO"/>
         </w:rPr>
-        <w:t>electrónicas,</w:t>
-      </w:r>
-      <w:proofErr w:type="gramEnd"/>
+      </w:pPr>
       <w:r>
         <w:rPr>
           <w:lang w:eastAsia="es-CO"/>
         </w:rPr>
-        <w:t xml:space="preserve"> corresponde a un valor alfanumérico, obtenido a partir de la aplicación de un procedimiento que utiliza datos de la factura, </w:t>
-      </w:r>
-      <w:r>
+        <w:t>El código único de factura electrónica deberá ser incluido como un campo más dentro de la factura electrónica. Este código deberá visualizarse en la representación gráfica de las facturas electrónicas y en los códigos bidimensionales QR definidos para tal fin.</w:t>
+      </w:r>
+    </w:p>
+    <w:p>
+      <w:pPr>
         <w:rPr>
           <w:lang w:eastAsia="es-CO"/>
         </w:rPr>
-        <w:lastRenderedPageBreak/>
-        <w:t>que adicionalmente incluye la clave de contenido técnico de control generada y entregada por la DIAN.</w:t>
-      </w:r>
-    </w:p>
-    <w:p>
-      <w:pPr>
+      </w:pPr>
+      <w:r>
         <w:rPr>
           <w:lang w:eastAsia="es-CO"/>
         </w:rPr>
-      </w:pPr>
-      <w:r>
+        <w:t>La factura equivalente o documentos equivalentes a la factura de venta son (Angulo, 2018):</w:t>
+      </w:r>
+    </w:p>
+    <w:p>
+      <w:pPr>
+        <w:pStyle w:val="Prrafodelista"/>
+        <w:numPr>
+          <w:ilvl w:val="0"/>
+          <w:numId w:val="12"/>
+        </w:numPr>
+        <w:ind w:left="1134"/>
         <w:rPr>
           <w:lang w:eastAsia="es-CO"/>
         </w:rPr>
-        <w:t xml:space="preserve">La </w:t>
-      </w:r>
-      <w:proofErr w:type="gramStart"/>
+      </w:pPr>
       <w:r>
         <w:rPr>
           <w:lang w:eastAsia="es-CO"/>
         </w:rPr>
-        <w:t>factura equivalente o documentos equivalentes</w:t>
-      </w:r>
-      <w:proofErr w:type="gramEnd"/>
-      <w:r>
+        <w:t>Boletas de máquinas registradoras.</w:t>
+      </w:r>
+    </w:p>
+    <w:p>
+      <w:pPr>
+        <w:pStyle w:val="Prrafodelista"/>
+        <w:numPr>
+          <w:ilvl w:val="0"/>
+          <w:numId w:val="12"/>
+        </w:numPr>
+        <w:ind w:left="1134"/>
         <w:rPr>
           <w:lang w:eastAsia="es-CO"/>
         </w:rPr>
-        <w:t xml:space="preserve"> a la factura de venta son (Angulo, 2018):</w:t>
+      </w:pPr>
+      <w:r>
+        <w:rPr>
+          <w:lang w:eastAsia="es-CO"/>
+        </w:rPr>
+        <w:t>Boletas de ingreso a espectáculos públicos.</w:t>
       </w:r>
     </w:p>
     <w:p>
@@ -3272,7 +3306,7 @@
         <w:rPr>
           <w:lang w:eastAsia="es-CO"/>
         </w:rPr>
-        <w:t>Boletas de máquinas registradoras.</w:t>
+        <w:t>Boletas de transporte tiquetes.</w:t>
       </w:r>
     </w:p>
     <w:p>
@@ -3291,44 +3325,6 @@
         <w:rPr>
           <w:lang w:eastAsia="es-CO"/>
         </w:rPr>
-        <w:t>Boletas de ingreso a espectáculos públicos.</w:t>
-      </w:r>
-    </w:p>
-    <w:p>
-      <w:pPr>
-        <w:pStyle w:val="Prrafodelista"/>
-        <w:numPr>
-          <w:ilvl w:val="0"/>
-          <w:numId w:val="12"/>
-        </w:numPr>
-        <w:ind w:left="1134"/>
-        <w:rPr>
-          <w:lang w:eastAsia="es-CO"/>
-        </w:rPr>
-      </w:pPr>
-      <w:r>
-        <w:rPr>
-          <w:lang w:eastAsia="es-CO"/>
-        </w:rPr>
-        <w:t>Boletas de transporte tiquetes.</w:t>
-      </w:r>
-    </w:p>
-    <w:p>
-      <w:pPr>
-        <w:pStyle w:val="Prrafodelista"/>
-        <w:numPr>
-          <w:ilvl w:val="0"/>
-          <w:numId w:val="12"/>
-        </w:numPr>
-        <w:ind w:left="1134"/>
-        <w:rPr>
-          <w:lang w:eastAsia="es-CO"/>
-        </w:rPr>
-      </w:pPr>
-      <w:r>
-        <w:rPr>
-          <w:lang w:eastAsia="es-CO"/>
-        </w:rPr>
         <w:t>Recibos de pagos de matrículas y pensiones emitidas por establecimientos de educación reconocidos por el gobierno.</w:t>
       </w:r>
     </w:p>
@@ -3466,7 +3462,6 @@
         <w:rPr>
           <w:lang w:val="es-419" w:eastAsia="es-CO"/>
         </w:rPr>
-        <w:lastRenderedPageBreak/>
         <w:t>Estar denominado expresamente como sistema P.O.S.</w:t>
       </w:r>
     </w:p>
@@ -3616,7 +3611,7 @@
           <w:b/>
           <w:lang w:eastAsia="es-CO"/>
         </w:rPr>
-        <w:instrText>HYPERLINK "https://www.icbf.gov.co/el-instituto/sistema-integrado-de-gestion/formato-documento-equivalente-factura-v3"</w:instrText>
+        <w:instrText>HYPERLINK "https://es.scribd.com/document/485408199/DOCUMENTO-EQUIVALENTE-FACTURA"</w:instrText>
       </w:r>
       <w:r>
         <w:rPr>
@@ -3684,14 +3679,19 @@
         <w:rPr>
           <w:lang w:val="es-419" w:eastAsia="es-CO"/>
         </w:rPr>
-        <w:t xml:space="preserve">Comúnmente se conoce como orden de pago, soporte que respalda los desembolsos de efectivo, por norma de control interno realizados mediante cheques. </w:t>
-      </w:r>
-      <w:r>
-        <w:rPr>
-          <w:lang w:val="es-419" w:eastAsia="es-CO"/>
-        </w:rPr>
-        <w:lastRenderedPageBreak/>
-        <w:t>Los comprobantes de egreso se elaboran por duplicado, para anexar a la cuenta que respalda la entrega del título valor, que es el cheque con que se efectúa el pago.</w:t>
+        <w:t>Comúnmente se conoce como orden de pago, soporte que respalda los desembolsos de efectivo, por norma de control interno</w:t>
+      </w:r>
+      <w:r>
+        <w:rPr>
+          <w:lang w:val="es-419" w:eastAsia="es-CO"/>
+        </w:rPr>
+        <w:t>,</w:t>
+      </w:r>
+      <w:r>
+        <w:rPr>
+          <w:lang w:val="es-419" w:eastAsia="es-CO"/>
+        </w:rPr>
+        <w:t xml:space="preserve"> realizados mediante cheques. Los comprobantes de egreso se elaboran por duplicado, para anexar a la cuenta que respalda la entrega del título valor, que es el cheque con que se efectúa el pago.</w:t>
       </w:r>
     </w:p>
     <w:p>
@@ -3966,7 +3966,6 @@
         <w:rPr>
           <w:lang w:val="es-419" w:eastAsia="es-CO"/>
         </w:rPr>
-        <w:lastRenderedPageBreak/>
         <w:t>El concepto por el cual se recibe el efectivo.</w:t>
       </w:r>
     </w:p>
@@ -4146,7 +4145,6 @@
         </w:rPr>
         <w:t xml:space="preserve"> – </w:t>
       </w:r>
-      <w:proofErr w:type="gramStart"/>
       <w:r>
         <w:rPr>
           <w:lang w:val="es-419" w:eastAsia="es-CO"/>
@@ -4165,7 +4163,6 @@
         </w:rPr>
         <w:t>Soportes</w:t>
       </w:r>
-      <w:proofErr w:type="gramEnd"/>
       <w:r>
         <w:rPr>
           <w:lang w:val="es-419" w:eastAsia="es-CO"/>
@@ -4208,7 +4205,6 @@
         <w:pStyle w:val="Ttulo3"/>
       </w:pPr>
       <w:r>
-        <w:lastRenderedPageBreak/>
         <w:t>Nómina</w:t>
       </w:r>
     </w:p>
@@ -4412,7 +4408,19 @@
         <w:rPr>
           <w:lang w:val="es-419" w:eastAsia="es-CO"/>
         </w:rPr>
-        <w:t>Es un soporte en el cual las empresas registran las diferentes novedades de los empleados, frente a salud, pensiones, riesgos laborales, cajas de compensación, se realiza por intermedio de un tercero y se trasfiere a las diferentes empresas de seguridad social, es un documento que brinda la información a empleados y entidades que vigilan el pago de seguridad social.</w:t>
+        <w:t>Es un soporte en el cual las empresas registran las diferentes novedades de los empleados, frente a salud, pensiones, riesgos laborales, cajas de compensación</w:t>
+      </w:r>
+      <w:r>
+        <w:rPr>
+          <w:lang w:val="es-419" w:eastAsia="es-CO"/>
+        </w:rPr>
+        <w:t>;</w:t>
+      </w:r>
+      <w:r>
+        <w:rPr>
+          <w:lang w:val="es-419" w:eastAsia="es-CO"/>
+        </w:rPr>
+        <w:t xml:space="preserve"> se realiza por intermedio de un tercero y se trasfiere a las diferentes empresas de seguridad social, es un documento que brinda la información a empleados y entidades que vigilan el pago de seguridad social.</w:t>
       </w:r>
     </w:p>
     <w:p>
@@ -4438,7 +4446,6 @@
           <w:bCs/>
           <w:lang w:val="es-419" w:eastAsia="es-CO"/>
         </w:rPr>
-        <w:lastRenderedPageBreak/>
         <w:t>Características</w:t>
       </w:r>
     </w:p>
@@ -4638,7 +4645,6 @@
         <w:rPr>
           <w:lang w:eastAsia="es-CO"/>
         </w:rPr>
-        <w:lastRenderedPageBreak/>
         <w:t>Para mayor profundización en el tema se sugiere revisar el siguiente enlace web:</w:t>
       </w:r>
     </w:p>
@@ -4756,19 +4762,11 @@
           <w:lang w:val="es-419" w:eastAsia="es-CO"/>
         </w:rPr>
       </w:pPr>
-      <w:proofErr w:type="gramStart"/>
-      <w:r>
-        <w:rPr>
-          <w:lang w:val="es-419" w:eastAsia="es-CO"/>
-        </w:rPr>
-        <w:t>Valor a transferir</w:t>
-      </w:r>
-      <w:proofErr w:type="gramEnd"/>
-      <w:r>
-        <w:rPr>
-          <w:lang w:val="es-419" w:eastAsia="es-CO"/>
-        </w:rPr>
-        <w:t>.</w:t>
+      <w:r>
+        <w:rPr>
+          <w:lang w:val="es-419" w:eastAsia="es-CO"/>
+        </w:rPr>
+        <w:t>Valor a transferir.</w:t>
       </w:r>
     </w:p>
     <w:p>
@@ -4941,7 +4939,6 @@
         <w:pStyle w:val="Ttulo3"/>
       </w:pPr>
       <w:r>
-        <w:lastRenderedPageBreak/>
         <w:t>Extractos bancarios</w:t>
       </w:r>
     </w:p>
@@ -5145,7 +5142,6 @@
           <w:bCs/>
           <w:lang w:val="es-419" w:eastAsia="es-CO"/>
         </w:rPr>
-        <w:lastRenderedPageBreak/>
         <w:t>Características</w:t>
       </w:r>
     </w:p>
@@ -5214,19 +5210,11 @@
           <w:lang w:val="es-419" w:eastAsia="es-CO"/>
         </w:rPr>
       </w:pPr>
-      <w:proofErr w:type="gramStart"/>
-      <w:r>
-        <w:rPr>
-          <w:lang w:val="es-419" w:eastAsia="es-CO"/>
-        </w:rPr>
-        <w:t>Valor a consignar</w:t>
-      </w:r>
-      <w:proofErr w:type="gramEnd"/>
-      <w:r>
-        <w:rPr>
-          <w:lang w:val="es-419" w:eastAsia="es-CO"/>
-        </w:rPr>
-        <w:t xml:space="preserve"> en números o letras.</w:t>
+      <w:r>
+        <w:rPr>
+          <w:lang w:val="es-419" w:eastAsia="es-CO"/>
+        </w:rPr>
+        <w:t>Valor a consignar en números o letras.</w:t>
       </w:r>
     </w:p>
     <w:p>
@@ -5285,13 +5273,6 @@
           <w:bCs/>
           <w:lang w:val="es-419" w:eastAsia="es-CO"/>
         </w:rPr>
-      </w:r>
-      <w:r>
-        <w:rPr>
-          <w:b/>
-          <w:bCs/>
-          <w:lang w:val="es-419" w:eastAsia="es-CO"/>
-        </w:rPr>
         <w:fldChar w:fldCharType="separate"/>
       </w:r>
     </w:p>
@@ -5445,7 +5426,6 @@
         <w:rPr>
           <w:lang w:val="es-419" w:eastAsia="es-CO"/>
         </w:rPr>
-        <w:lastRenderedPageBreak/>
         <w:t>Soporte de pago anexo.</w:t>
       </w:r>
     </w:p>
@@ -5664,14 +5644,19 @@
         <w:rPr>
           <w:lang w:val="es-419" w:eastAsia="es-CO"/>
         </w:rPr>
-        <w:t xml:space="preserve">Soporte contable para reconocer disminuciones por concepto de descuentos no incluidos en las facturas, es utilizado cuando se presentan las devoluciones de </w:t>
-      </w:r>
-      <w:r>
-        <w:rPr>
-          <w:lang w:val="es-419" w:eastAsia="es-CO"/>
-        </w:rPr>
-        <w:lastRenderedPageBreak/>
-        <w:t>mercancías, se elabora con original y copia, para ser conservado en contabilidad y la copia entregada al cliente.</w:t>
+        <w:t>Soporte contable para reconocer disminuciones por concepto de descuentos no incluidos en las facturas</w:t>
+      </w:r>
+      <w:r>
+        <w:rPr>
+          <w:lang w:val="es-419" w:eastAsia="es-CO"/>
+        </w:rPr>
+        <w:t>;</w:t>
+      </w:r>
+      <w:r>
+        <w:rPr>
+          <w:lang w:val="es-419" w:eastAsia="es-CO"/>
+        </w:rPr>
+        <w:t xml:space="preserve"> es utilizado cuando se presentan las devoluciones de mercancías, se elabora con original y copia, para ser conservado en contabilidad y la copia entregada al cliente.</w:t>
       </w:r>
     </w:p>
     <w:p>
@@ -6002,7 +5987,6 @@
         <w:rPr>
           <w:lang w:eastAsia="es-CO"/>
         </w:rPr>
-        <w:lastRenderedPageBreak/>
         <w:t>Utilizado solo por el área de contabilidad.</w:t>
       </w:r>
     </w:p>
@@ -6117,7 +6101,31 @@
         <w:rPr>
           <w:lang w:val="es-419" w:eastAsia="es-CO"/>
         </w:rPr>
-        <w:t>Representa la base en la elaboración de estados financieros, como resultado debe presentar sumas iguales en los débitos y créditos de una transacción comercial.</w:t>
+        <w:t>Representa la base en la elaboración de estados financieros</w:t>
+      </w:r>
+      <w:r>
+        <w:rPr>
+          <w:lang w:val="es-419" w:eastAsia="es-CO"/>
+        </w:rPr>
+        <w:t>;</w:t>
+      </w:r>
+      <w:r>
+        <w:rPr>
+          <w:lang w:val="es-419" w:eastAsia="es-CO"/>
+        </w:rPr>
+        <w:t xml:space="preserve"> como resultado</w:t>
+      </w:r>
+      <w:r>
+        <w:rPr>
+          <w:lang w:val="es-419" w:eastAsia="es-CO"/>
+        </w:rPr>
+        <w:t>,</w:t>
+      </w:r>
+      <w:r>
+        <w:rPr>
+          <w:lang w:val="es-419" w:eastAsia="es-CO"/>
+        </w:rPr>
+        <w:t xml:space="preserve"> debe presentar sumas iguales en los débitos y créditos de una transacción comercial.</w:t>
       </w:r>
     </w:p>
     <w:p>
@@ -6297,7 +6305,6 @@
         <w:rPr>
           <w:lang w:val="es-419" w:eastAsia="es-CO"/>
         </w:rPr>
-        <w:lastRenderedPageBreak/>
         <w:t>Comprobantes de egreso: representa las salidas de dinero, incluye pagos realizados a proveedores.</w:t>
       </w:r>
     </w:p>
@@ -6564,7 +6571,6 @@
         <w:rPr>
           <w:lang w:val="es-419" w:eastAsia="es-CO"/>
         </w:rPr>
-        <w:lastRenderedPageBreak/>
         <w:t>La firma podrá sustituirse, bajo la responsabilidad del creador del título, por un signo o contraseña que puede ser mecánicamente impuesto.</w:t>
       </w:r>
     </w:p>
@@ -6659,7 +6665,6 @@
         <w:pStyle w:val="Ttulo4"/>
       </w:pPr>
       <w:r>
-        <w:lastRenderedPageBreak/>
         <w:t>Clases</w:t>
       </w:r>
     </w:p>
@@ -6673,7 +6678,7 @@
         <w:rPr>
           <w:lang w:val="es-419" w:eastAsia="es-CO"/>
         </w:rPr>
-        <w:t>Según el Código del Comercio, se encuentran títulos: nominativos, a la orden y al portador.</w:t>
+        <w:t>Según el Código de Comercio, se encuentran títulos: nominativos, a la orden y al portador.</w:t>
       </w:r>
     </w:p>
     <w:p>
@@ -6788,7 +6793,31 @@
         <w:rPr>
           <w:lang w:val="es-419" w:eastAsia="es-CO"/>
         </w:rPr>
-        <w:t>Es un documento de carácter crediticio, con la representación de las figuras como son: girador y librador que pactan un valor, para ser entregado en una fecha determinada.</w:t>
+        <w:t>Es un documento de carácter crediticio, con la representación de las figuras como son: girador y librador</w:t>
+      </w:r>
+      <w:r>
+        <w:rPr>
+          <w:lang w:val="es-419" w:eastAsia="es-CO"/>
+        </w:rPr>
+        <w:t>;</w:t>
+      </w:r>
+      <w:r>
+        <w:rPr>
+          <w:lang w:val="es-419" w:eastAsia="es-CO"/>
+        </w:rPr>
+        <w:t xml:space="preserve"> que pactan un valor</w:t>
+      </w:r>
+      <w:r>
+        <w:rPr>
+          <w:lang w:val="es-419" w:eastAsia="es-CO"/>
+        </w:rPr>
+        <w:t xml:space="preserve"> </w:t>
+      </w:r>
+      <w:r>
+        <w:rPr>
+          <w:lang w:val="es-419" w:eastAsia="es-CO"/>
+        </w:rPr>
+        <w:t>para ser entregado en una fecha determinada.</w:t>
       </w:r>
     </w:p>
     <w:p>
@@ -6805,7 +6834,6 @@
           <w:bCs/>
           <w:lang w:val="es-419" w:eastAsia="es-CO"/>
         </w:rPr>
-        <w:lastRenderedPageBreak/>
         <w:t>Requisitos según el Código de Comercio (Secretaría del Senado, 2020, Art. 621)</w:t>
       </w:r>
     </w:p>
@@ -6942,13 +6970,6 @@
           <w:bCs/>
           <w:lang w:val="es-419" w:eastAsia="es-CO"/>
         </w:rPr>
-      </w:r>
-      <w:r>
-        <w:rPr>
-          <w:b/>
-          <w:bCs/>
-          <w:lang w:val="es-419" w:eastAsia="es-CO"/>
-        </w:rPr>
         <w:fldChar w:fldCharType="separate"/>
       </w:r>
     </w:p>
@@ -7022,7 +7043,6 @@
         <w:rPr>
           <w:lang w:val="es-419" w:eastAsia="es-CO"/>
         </w:rPr>
-        <w:lastRenderedPageBreak/>
         <w:t>El pagaré debe contener, además de los requisitos que establece el Artículo 621, los siguientes:</w:t>
       </w:r>
     </w:p>
@@ -7286,7 +7306,6 @@
         <w:pStyle w:val="Ttulo4"/>
       </w:pPr>
       <w:r>
-        <w:lastRenderedPageBreak/>
         <w:t>Factura cambiaria</w:t>
       </w:r>
     </w:p>
@@ -7417,7 +7436,6 @@
           <w:bCs/>
           <w:lang w:val="es-419" w:eastAsia="es-CO"/>
         </w:rPr>
-        <w:lastRenderedPageBreak/>
         <w:t>Títulos emitidos por entidades públicas:</w:t>
       </w:r>
     </w:p>
@@ -7493,27 +7511,32 @@
         <w:rPr>
           <w:lang w:eastAsia="es-CO"/>
         </w:rPr>
-        <w:t>Art. 1.1.1.10. Res. 470 del 16 de junio de 2005 (Legis, 2020. Art. 1). Inscripción automática de títulos emitidos por Fondos Comunes Especiales, administrados por sociedades fiduciarias, que cumplan con la normatividad aplicable a los fondos de capital privado de que trata esta resolución. Se entenderán inscritos en el Registro Nacional de Valores e Intermediarios para todos los efectos legales y autorizada la oferta pública, los títulos que emitan los fondos comunes especiales administrados por sociedades fiduciarias, cuando medie solicitud expresa del administrador y el reglamento autorizado por la Superintendencia Bancaria cumpla con los requisitos esenciales previstos en la presente resolución para los fondos de capital privado.</w:t>
-      </w:r>
-    </w:p>
-    <w:p>
-      <w:pPr>
+        <w:t xml:space="preserve">Art. 1.1.1.10. Res. 470 del 16 de junio de 2005 (Legis, 2020. Art. 1). Inscripción automática de títulos emitidos por </w:t>
+      </w:r>
+      <w:r>
         <w:rPr>
           <w:lang w:eastAsia="es-CO"/>
         </w:rPr>
-      </w:pPr>
+        <w:t>fondos comunes especiales</w:t>
+      </w:r>
       <w:r>
         <w:rPr>
           <w:lang w:eastAsia="es-CO"/>
         </w:rPr>
-        <w:t xml:space="preserve">Para el efecto, el acto administrativo de autorización del reglamento que profiera la Superintendencia Bancaria deberá prever expresamente el cumplimiento de los </w:t>
-      </w:r>
-      <w:r>
+        <w:t>, administrados por sociedades fiduciarias, que cumplan con la normatividad aplicable a los fondos de capital privado de que trata esta resolución. Se entenderán inscritos en el Registro Nacional de Valores e Intermediarios para todos los efectos legales y autorizada la oferta pública, los títulos que emitan los fondos comunes especiales administrados por sociedades fiduciarias, cuando medie solicitud expresa del administrador y el reglamento autorizado por la Superintendencia Bancaria cumpla con los requisitos esenciales previstos en la presente resolución para los fondos de capital privado.</w:t>
+      </w:r>
+    </w:p>
+    <w:p>
+      <w:pPr>
         <w:rPr>
           <w:lang w:eastAsia="es-CO"/>
         </w:rPr>
-        <w:lastRenderedPageBreak/>
-        <w:t>requisitos esenciales previstos en la presente resolución para los fondos de capital privado.</w:t>
+      </w:pPr>
+      <w:r>
+        <w:rPr>
+          <w:lang w:eastAsia="es-CO"/>
+        </w:rPr>
+        <w:t>Para el efecto, el acto administrativo de autorización del reglamento que profiera la Superintendencia Bancaria deberá prever expresamente el cumplimiento de los requisitos esenciales previstos en la presente resolución para los fondos de capital privado.</w:t>
       </w:r>
     </w:p>
     <w:p>
@@ -7679,7 +7702,6 @@
         <w:rPr>
           <w:lang w:eastAsia="es-CO"/>
         </w:rPr>
-        <w:lastRenderedPageBreak/>
         <w:t>El nombre e identificación del suscriptor.</w:t>
       </w:r>
     </w:p>
@@ -7769,7 +7791,6 @@
         <w:pStyle w:val="Ttulo3"/>
       </w:pPr>
       <w:r>
-        <w:lastRenderedPageBreak/>
         <w:t>Documentos no contables</w:t>
       </w:r>
     </w:p>
@@ -8110,7 +8131,6 @@
         <w:rPr>
           <w:lang w:val="es-419" w:eastAsia="es-CO"/>
         </w:rPr>
-        <w:lastRenderedPageBreak/>
         <w:t>Fecha de entrega.</w:t>
       </w:r>
     </w:p>
@@ -8406,7 +8426,6 @@
         <w:rPr>
           <w:bCs/>
         </w:rPr>
-        <w:lastRenderedPageBreak/>
         <w:t>Archivo y conservación de documentos</w:t>
       </w:r>
       <w:bookmarkEnd w:id="4"/>
@@ -8590,7 +8609,6 @@
         <w:rPr>
           <w:bCs/>
         </w:rPr>
-        <w:lastRenderedPageBreak/>
         <w:t>Consecutivo, cronológico por asuntos</w:t>
       </w:r>
       <w:bookmarkEnd w:id="6"/>
@@ -8827,7 +8845,6 @@
       </w:pPr>
       <w:bookmarkStart w:id="7" w:name="_Toc199950928"/>
       <w:r>
-        <w:lastRenderedPageBreak/>
         <w:t>Tabla de retención documental</w:t>
       </w:r>
       <w:bookmarkEnd w:id="7"/>
@@ -9076,7 +9093,6 @@
         <w:rPr>
           <w:lang w:val="es-419" w:eastAsia="es-CO"/>
         </w:rPr>
-        <w:lastRenderedPageBreak/>
         <w:t>Actualmente, el procedimiento de conservación es la microfilmación, que presenta una columna de procedimientos, indicando los tiempos de custodia de los documentos.</w:t>
       </w:r>
     </w:p>
@@ -9306,7 +9322,6 @@
       </w:pPr>
       <w:bookmarkStart w:id="8" w:name="_Toc199950929"/>
       <w:r>
-        <w:lastRenderedPageBreak/>
         <w:t>Libros contables</w:t>
       </w:r>
       <w:bookmarkEnd w:id="8"/>
@@ -9334,7 +9349,19 @@
         <w:rPr>
           <w:lang w:val="es-419" w:eastAsia="es-CO"/>
         </w:rPr>
-        <w:t>Según el Código Comercio (Secretaría del Senado, 2020. Art. 48 al 56):</w:t>
+        <w:t xml:space="preserve">Según el Código </w:t>
+      </w:r>
+      <w:r>
+        <w:rPr>
+          <w:lang w:val="es-419" w:eastAsia="es-CO"/>
+        </w:rPr>
+        <w:t xml:space="preserve">de </w:t>
+      </w:r>
+      <w:r>
+        <w:rPr>
+          <w:lang w:val="es-419" w:eastAsia="es-CO"/>
+        </w:rPr>
+        <w:t>Comercio (Secretaría del Senado, 2020. Art. 48 al 56):</w:t>
       </w:r>
     </w:p>
     <w:p>
@@ -9415,14 +9442,7 @@
         <w:rPr>
           <w:lang w:val="es-419" w:eastAsia="es-CO"/>
         </w:rPr>
-        <w:t xml:space="preserve">De las operaciones mercantiles. En los libros se asentarán en orden cronológico las operaciones mercantiles y todas aquellas que puedan influir en el </w:t>
-      </w:r>
-      <w:r>
-        <w:rPr>
-          <w:lang w:val="es-419" w:eastAsia="es-CO"/>
-        </w:rPr>
-        <w:lastRenderedPageBreak/>
-        <w:t>patrimonio del comerciante, haciendo referencia a los comprobantes de contabilidad que las respalden.</w:t>
+        <w:t>De las operaciones mercantiles. En los libros se asentarán en orden cronológico las operaciones mercantiles y todas aquellas que puedan influir en el patrimonio del comerciante, haciendo referencia a los comprobantes de contabilidad que las respalden.</w:t>
       </w:r>
     </w:p>
     <w:p>
@@ -9605,7 +9625,6 @@
         <w:rPr>
           <w:lang w:val="es-419" w:eastAsia="es-CO"/>
         </w:rPr>
-        <w:lastRenderedPageBreak/>
         <w:t>En tema tributarios observemos el Estatuto Tributario (Secretaría del Senado, 2020. Art. 654 y 655): nos menciona las sanciones relacionadas con la contabilidad y de clausura de establecimiento.</w:t>
       </w:r>
     </w:p>
@@ -9767,14 +9786,7 @@
         <w:rPr>
           <w:lang w:val="es-419" w:eastAsia="es-CO"/>
         </w:rPr>
-        <w:t xml:space="preserve">Ajuste de las cifras en valores absolutos en términos de UVT por el artículo 51 de la Ley 1111 de 2006 (Secretaría del Senado, 2020). El texto con el nuevo término es el siguiente: Sin perjuicio del rechazo de los costos, deducciones, impuestos descontables, exenciones, descuentos tributarios y demás conceptos que carezcan de soporte en la contabilidad, o que no sean plenamente probados de conformidad con las normas </w:t>
-      </w:r>
-      <w:r>
-        <w:rPr>
-          <w:lang w:val="es-419" w:eastAsia="es-CO"/>
-        </w:rPr>
-        <w:lastRenderedPageBreak/>
-        <w:t>vigentes, la sanción por libros de contabilidad será del medio por ciento (0.5%) del mayor valor entre el patrimonio líquido y los ingresos netos del año anterior al de su imposición, sin exceder de 20.000 UVT.</w:t>
+        <w:t>Ajuste de las cifras en valores absolutos en términos de UVT por el artículo 51 de la Ley 1111 de 2006 (Secretaría del Senado, 2020). El texto con el nuevo término es el siguiente: Sin perjuicio del rechazo de los costos, deducciones, impuestos descontables, exenciones, descuentos tributarios y demás conceptos que carezcan de soporte en la contabilidad, o que no sean plenamente probados de conformidad con las normas vigentes, la sanción por libros de contabilidad será del medio por ciento (0.5%) del mayor valor entre el patrimonio líquido y los ingresos netos del año anterior al de su imposición, sin exceder de 20.000 UVT.</w:t>
       </w:r>
     </w:p>
     <w:p>
@@ -9848,7 +9860,19 @@
         <w:rPr>
           <w:lang w:val="es-419" w:eastAsia="es-CO"/>
         </w:rPr>
-        <w:t>Los libros de contabilidad deben respetar los principios básicos de contabilidad. Ser diligenciados y presentados en el momento que las autoridades de inspección los soliciten, so pena de sanciones por no llevar libros de contabilidad. Una vez solicitados dichos libros de contabilidad por parte de la administración de impuestos y aduanas nacionales DIAN, después de cinco días sin realizar la entrega efectiva, se generará una sanción (Angulo, 2018).</w:t>
+        <w:t xml:space="preserve">Los libros de contabilidad deben respetar los principios básicos de contabilidad. Ser diligenciados y presentados en el momento que las autoridades de inspección los soliciten, </w:t>
+      </w:r>
+      <w:r>
+        <w:rPr>
+          <w:lang w:val="es-419" w:eastAsia="es-CO"/>
+        </w:rPr>
+        <w:t>con la</w:t>
+      </w:r>
+      <w:r>
+        <w:rPr>
+          <w:lang w:val="es-419" w:eastAsia="es-CO"/>
+        </w:rPr>
+        <w:t xml:space="preserve"> pena de sanciones por no llevar libros de contabilidad. Una vez solicitados dichos libros de contabilidad por parte de la administración de impuestos y aduanas nacionales DIAN, después de cinco días sin realizar la entrega efectiva, se generará una sanción (Angulo, 2018).</w:t>
       </w:r>
     </w:p>
     <w:p>
@@ -9959,7 +9983,6 @@
         <w:rPr>
           <w:lang w:val="es-419" w:eastAsia="es-CO"/>
         </w:rPr>
-        <w:lastRenderedPageBreak/>
         <w:t>Libros de actas de Consejo de Administración o Junta Directiva.</w:t>
       </w:r>
     </w:p>
@@ -10227,7 +10250,6 @@
         <w:rPr>
           <w:lang w:val="es-419" w:eastAsia="es-CO"/>
         </w:rPr>
-        <w:lastRenderedPageBreak/>
         <w:t>Cierre: al finalizar un periodo contable, comúnmente al finalizar el año, se debe hacer cierre de cuentas para ser trasladadas como saldos iniciales para un nuevo periodo contable.</w:t>
       </w:r>
     </w:p>
@@ -10472,7 +10494,6 @@
         <w:rPr>
           <w:lang w:val="es-419" w:eastAsia="es-CO"/>
         </w:rPr>
-        <w:lastRenderedPageBreak/>
         <w:t>Movimientos del periodo en las columnas debe y haber, que reciben los débitos y créditos de las transacciones.</w:t>
       </w:r>
     </w:p>
@@ -10542,21 +10563,7 @@
         <w:rPr>
           <w:lang w:val="es-419" w:eastAsia="es-CO"/>
         </w:rPr>
-        <w:t xml:space="preserve">Las decisiones de la junta de socios o de la asamblea se harán constar en actas aprobadas por la misma, o por las personas que se designen en la reunión para tal efecto, y firmadas por el presidente y el secretario de </w:t>
-      </w:r>
-      <w:proofErr w:type="gramStart"/>
-      <w:r>
-        <w:rPr>
-          <w:lang w:val="es-419" w:eastAsia="es-CO"/>
-        </w:rPr>
-        <w:t>la misma</w:t>
-      </w:r>
-      <w:proofErr w:type="gramEnd"/>
-      <w:r>
-        <w:rPr>
-          <w:lang w:val="es-419" w:eastAsia="es-CO"/>
-        </w:rPr>
-        <w:t>, en las cuales deberá indicarse, además, la forma en que hayan sido convocados los socios, los asistentes y los votos emitidos en cada caso. La copia de estas actas, autorizada por el secretario o por algún representante de la sociedad, será prueba suficiente de los hechos que consten en ellas, mientras no se demuestre la falsedad de la copia o de las actas. A su vez, a los administradores no les será admisible prueba de ninguna clase para establecer hechos que no consten en las actas.</w:t>
+        <w:t>Las decisiones de la junta de socios o de la asamblea se harán constar en actas aprobadas por la misma, o por las personas que se designen en la reunión para tal efecto, y firmadas por el presidente y el secretario de la misma, en las cuales deberá indicarse, además, la forma en que hayan sido convocados los socios, los asistentes y los votos emitidos en cada caso. La copia de estas actas, autorizada por el secretario o por algún representante de la sociedad, será prueba suficiente de los hechos que consten en ellas, mientras no se demuestre la falsedad de la copia o de las actas. A su vez, a los administradores no les será admisible prueba de ninguna clase para establecer hechos que no consten en las actas.</w:t>
       </w:r>
     </w:p>
     <w:p>
@@ -10583,14 +10590,7 @@
         <w:rPr>
           <w:lang w:val="es-419" w:eastAsia="es-CO"/>
         </w:rPr>
-        <w:t xml:space="preserve">Lo ocurrido en las reuniones de la asamblea se hará constar en el libro de actas. Estas se firmarán por el presidente de la asamblea y su secretario o, en su defecto, por el revisor fiscal. Las actas se encabezarán con su número y expresarán cuando menos: lugar, fecha y hora de la reunión; el número de acciones suscritas; la forma y antelación de la convocación; la lista de los asistentes con indicación del número de acciones propias o ajenas que representen; los asuntos tratados; las decisiones adoptadas y el número de votos emitidos en favor, en contra, o en blanco; </w:t>
-      </w:r>
-      <w:r>
-        <w:rPr>
-          <w:lang w:val="es-419" w:eastAsia="es-CO"/>
-        </w:rPr>
-        <w:lastRenderedPageBreak/>
-        <w:t>las constancias escritas presentadas por los asistentes durante la reunión; las designaciones efectuadas, y la fecha y hora de su clausura.</w:t>
+        <w:t>Lo ocurrido en las reuniones de la asamblea se hará constar en el libro de actas. Estas se firmarán por el presidente de la asamblea y su secretario o, en su defecto, por el revisor fiscal. Las actas se encabezarán con su número y expresarán cuando menos: lugar, fecha y hora de la reunión; el número de acciones suscritas; la forma y antelación de la convocación; la lista de los asistentes con indicación del número de acciones propias o ajenas que representen; los asuntos tratados; las decisiones adoptadas y el número de votos emitidos en favor, en contra, o en blanco; las constancias escritas presentadas por los asistentes durante la reunión; las designaciones efectuadas, y la fecha y hora de su clausura.</w:t>
       </w:r>
     </w:p>
     <w:p>
@@ -10803,28 +10803,7 @@
         <w:rPr>
           <w:lang w:val="es-419" w:eastAsia="es-CO"/>
         </w:rPr>
-        <w:t xml:space="preserve">Las decisiones de la asamblea se harán constar en actas firmadas por el presidente y el secretario de </w:t>
-      </w:r>
-      <w:proofErr w:type="gramStart"/>
-      <w:r>
-        <w:rPr>
-          <w:lang w:val="es-419" w:eastAsia="es-CO"/>
-        </w:rPr>
-        <w:t>la misma</w:t>
-      </w:r>
-      <w:proofErr w:type="gramEnd"/>
-      <w:r>
-        <w:rPr>
-          <w:lang w:val="es-419" w:eastAsia="es-CO"/>
-        </w:rPr>
-        <w:t xml:space="preserve">, en las cuales deberá indicarse si es ordinaria o extraordinaria. Además, la forma de la convocatoria, orden del día, nombre y calidad de </w:t>
-      </w:r>
-      <w:r>
-        <w:rPr>
-          <w:lang w:val="es-419" w:eastAsia="es-CO"/>
-        </w:rPr>
-        <w:lastRenderedPageBreak/>
-        <w:t>los asistentes, su unidad privada y su respectivo coeficiente, y los votos emitidos en cada caso.</w:t>
+        <w:t>Las decisiones de la asamblea se harán constar en actas firmadas por el presidente y el secretario de la misma, en las cuales deberá indicarse si es ordinaria o extraordinaria. Además, la forma de la convocatoria, orden del día, nombre y calidad de los asistentes, su unidad privada y su respectivo coeficiente, y los votos emitidos en cada caso.</w:t>
       </w:r>
     </w:p>
     <w:p>
@@ -10876,21 +10855,7 @@
         <w:rPr>
           <w:lang w:val="es-419" w:eastAsia="es-CO"/>
         </w:rPr>
-        <w:t xml:space="preserve">PARÁGRAFO. Todo propietario a quien se le niegue la entrega de copia de acta podrá acudir en reclamación ante el </w:t>
-      </w:r>
-      <w:proofErr w:type="gramStart"/>
-      <w:r>
-        <w:rPr>
-          <w:lang w:val="es-419" w:eastAsia="es-CO"/>
-        </w:rPr>
-        <w:t>Alcalde</w:t>
-      </w:r>
-      <w:proofErr w:type="gramEnd"/>
-      <w:r>
-        <w:rPr>
-          <w:lang w:val="es-419" w:eastAsia="es-CO"/>
-        </w:rPr>
-        <w:t xml:space="preserve"> Municipal o Distrital o su delegado, quien a su vez ordenará la entrega de la copia solicitada, so pena de sanción de carácter policivo.</w:t>
+        <w:t>PARÁGRAFO. Todo propietario a quien se le niegue la entrega de copia de acta podrá acudir en reclamación ante el Alcalde Municipal o Distrital o su delegado, quien a su vez ordenará la entrega de la copia solicitada, so pena de sanción de carácter policivo.</w:t>
       </w:r>
     </w:p>
     <w:p>
@@ -10947,7 +10912,6 @@
         <w:rPr>
           <w:lang w:val="es-419" w:eastAsia="es-CO"/>
         </w:rPr>
-        <w:lastRenderedPageBreak/>
         <w:t>Nombre de la sociedad y número de matrícula.</w:t>
       </w:r>
     </w:p>
@@ -11176,7 +11140,6 @@
           <w:bCs/>
           <w:lang w:val="es-419" w:eastAsia="es-CO"/>
         </w:rPr>
-        <w:lastRenderedPageBreak/>
         <w:t>2.1.9.2.1. Registro de libros de comercio en medios electrónicos</w:t>
       </w:r>
     </w:p>
@@ -11220,14 +11183,19 @@
         <w:rPr>
           <w:lang w:val="es-419" w:eastAsia="es-CO"/>
         </w:rPr>
-        <w:t xml:space="preserve">De conformidad con lo establecido en la ley, los comerciantes que quieran llevar sus libros de comercio registrables, en medios electrónicos, deberán solicitarlo de manera expresa ante la Cámara de Comercio correspondiente a su domicilio, indicando una dirección de correo electrónico a la cual se le puedan remitir las inscripciones </w:t>
-      </w:r>
-      <w:r>
-        <w:rPr>
-          <w:lang w:val="es-419" w:eastAsia="es-CO"/>
-        </w:rPr>
-        <w:lastRenderedPageBreak/>
-        <w:t>efectuadas y aceptando los términos y condiciones por ella establecidas para el efecto. Una vez recibida la solicitud de inscripción de los libros registrables, por parte del interesado, la Cámara de Comercio correspondiente deberá efectuar una inscripción por cada uno de los libros en el Libro respectivo del registro de que se trate, debiendo devolver al solicitante el archivo electrónico al correo electrónico que tenga reportado el comerciante o inscrito. Para ello, la Cámara de Comercio deberá firmarlo digital o electrónicamente, dejando constancia electrónica de la fecha y la hora en que fue enviado o remitido el archivo, por cualquier medio tecnológico disponible. De conformidad con lo establecido en las normas que rigen la materia, la constancia electrónica expedida por la Cámara de Comercio correspondiente, deberá tener la siguiente información: – Cámara de Comercio receptora. – Fecha de presentación del libro para registro. – Fecha de inscripción. – Número de inscripción. – Identificación del comerciante o persona obligada a registrar. – Nombre del libro, y – Uso al que se destina. A su vez, si a la fecha de la solicitud de inscripción del libro registrable por medios electrónicos, el libro físico que lo antecede posee hojas que no hubieren sido empleadas, deberán ser anuladas, de acuerdo con lo previsto en las normas que rigen la materia.</w:t>
+        <w:t xml:space="preserve">De conformidad con lo establecido en la ley, los comerciantes que quieran llevar sus libros de comercio registrables, en medios electrónicos, deberán solicitarlo de manera expresa ante la Cámara de Comercio correspondiente a su domicilio, indicando una dirección de correo electrónico a la cual se le puedan remitir las inscripciones efectuadas y aceptando los términos y condiciones por ella establecidas para el efecto. Una vez recibida la solicitud de inscripción de los libros registrables, por parte del interesado, la Cámara de Comercio correspondiente deberá efectuar una inscripción por cada uno de los libros en el </w:t>
+      </w:r>
+      <w:r>
+        <w:rPr>
+          <w:lang w:val="es-419" w:eastAsia="es-CO"/>
+        </w:rPr>
+        <w:t>l</w:t>
+      </w:r>
+      <w:r>
+        <w:rPr>
+          <w:lang w:val="es-419" w:eastAsia="es-CO"/>
+        </w:rPr>
+        <w:t>ibro respectivo del registro de que se trate, debiendo devolver al solicitante el archivo electrónico al correo electrónico que tenga reportado el comerciante o inscrito. Para ello, la Cámara de Comercio deberá firmarlo digital o electrónicamente, dejando constancia electrónica de la fecha y la hora en que fue enviado o remitido el archivo, por cualquier medio tecnológico disponible. De conformidad con lo establecido en las normas que rigen la materia, la constancia electrónica expedida por la Cámara de Comercio correspondiente, deberá tener la siguiente información: – Cámara de Comercio receptora. – Fecha de presentación del libro para registro. – Fecha de inscripción. – Número de inscripción. – Identificación del comerciante o persona obligada a registrar. – Nombre del libro, y – Uso al que se destina. A su vez, si a la fecha de la solicitud de inscripción del libro registrable por medios electrónicos, el libro físico que lo antecede posee hojas que no hubieren sido empleadas, deberán ser anuladas, de acuerdo con lo previsto en las normas que rigen la materia.</w:t>
       </w:r>
     </w:p>
     <w:p>
@@ -11257,14 +11225,7 @@
         <w:rPr>
           <w:lang w:val="es-419" w:eastAsia="es-CO"/>
         </w:rPr>
-        <w:t xml:space="preserve">Efectuada la inscripción del libro de actas de juntas de socios o accionistas en medios electrónicos, el comerciante o inscrito tendrá derecho a remitir a la Cámara de Comercio, por el término de un (1) año, los archivos electrónicos en donde consten las actas de dicho órgano, los cuales deberán ser firmados digital o electrónicamente por quienes actuaron como presidente y secretario de la reunión. La solicitud de asentar el archivo electrónico contentivo del acta, en el libro correspondiente, deberá estar </w:t>
-      </w:r>
-      <w:r>
-        <w:rPr>
-          <w:lang w:val="es-419" w:eastAsia="es-CO"/>
-        </w:rPr>
-        <w:lastRenderedPageBreak/>
-        <w:t>suscrita digital o electrónicamente por el representante legal, presidente o secretario. Efectuada la inscripción del libro de socios o accionistas en medios electrónicos, el comerciante o inscrito tendrá derecho a remitir a la Cámara de Comercio, por el término de un (1) año, archivos electrónicos destinados a ese libro, los cuales deberán ser firmados digital o electrónicamente por el representante legal. Es responsabilidad de cada comerciante la provisión de las firmas digitales o electrónicas y, estampas cronológicas necesarias. Una vez recibidos los archivos electrónicos, la Cámara de Comercio correspondiente deberá devolver al solicitante el archivo electrónico al correo electrónico que tenga reportado el comerciante o inscrito. Para ello, la Cámara de Comercio deberá firmarlo digital o electrónicamente, dejando constancia electrónica de la fecha y la hora en que fue enviado o remitido el archivo por cualquier medio tecnológico disponible.</w:t>
+        <w:t>Efectuada la inscripción del libro de actas de juntas de socios o accionistas en medios electrónicos, el comerciante o inscrito tendrá derecho a remitir a la Cámara de Comercio, por el término de un (1) año, los archivos electrónicos en donde consten las actas de dicho órgano, los cuales deberán ser firmados digital o electrónicamente por quienes actuaron como presidente y secretario de la reunión. La solicitud de asentar el archivo electrónico contentivo del acta, en el libro correspondiente, deberá estar suscrita digital o electrónicamente por el representante legal, presidente o secretario. Efectuada la inscripción del libro de socios o accionistas en medios electrónicos, el comerciante o inscrito tendrá derecho a remitir a la Cámara de Comercio, por el término de un (1) año, archivos electrónicos destinados a ese libro, los cuales deberán ser firmados digital o electrónicamente por el representante legal. Es responsabilidad de cada comerciante la provisión de las firmas digitales o electrónicas y, estampas cronológicas necesarias. Una vez recibidos los archivos electrónicos, la Cámara de Comercio correspondiente deberá devolver al solicitante el archivo electrónico al correo electrónico que tenga reportado el comerciante o inscrito. Para ello, la Cámara de Comercio deberá firmarlo digital o electrónicamente, dejando constancia electrónica de la fecha y la hora en que fue enviado o remitido el archivo por cualquier medio tecnológico disponible.</w:t>
       </w:r>
     </w:p>
     <w:p>
@@ -11436,7 +11397,6 @@
         <w:rPr>
           <w:lang w:val="es-419" w:eastAsia="es-CO"/>
         </w:rPr>
-        <w:lastRenderedPageBreak/>
         <w:t>Saldo</w:t>
       </w:r>
       <w:r>
@@ -11703,7 +11663,6 @@
         <w:rPr>
           <w:lang w:val="es-CO"/>
         </w:rPr>
-        <w:lastRenderedPageBreak/>
         <w:t>Síntesis</w:t>
       </w:r>
       <w:bookmarkEnd w:id="10"/>
@@ -11743,10 +11702,10 @@
           <w:lang w:eastAsia="es-CO"/>
         </w:rPr>
         <w:drawing>
-          <wp:inline distT="0" distB="0" distL="0" distR="0" wp14:anchorId="6628FBB1" wp14:editId="5DEBB1C0">
-            <wp:extent cx="6332220" cy="4948788"/>
-            <wp:effectExtent l="0" t="0" r="0" b="4445"/>
-            <wp:docPr id="3" name="Imagen 3" descr="Síntesis  sobre clasificación y gestión de documentos contables y no contables que incluye tipos de documentos (contables, no contables, extracontables y títulos valores), sus características, normativas de gestión documental como la Ley 594 de 2000, y elementos de los libros contables como su obligatoriedad, principios y normativa aplicable."/>
+          <wp:inline distT="0" distB="0" distL="0" distR="0" wp14:anchorId="6A8F7853" wp14:editId="77D15AC2">
+            <wp:extent cx="6332220" cy="4012565"/>
+            <wp:effectExtent l="0" t="0" r="0" b="6985"/>
+            <wp:docPr id="1" name="Gráfico 1" descr="Síntesis  sobre clasificación y gestión de documentos contables y no contables que incluye tipos de documentos (contables, no contables, extracontables y títulos valores), sus características, normativas de gestión documental como la Ley 594 de 2000, y elementos de los libros contables como su obligatoriedad, principios y normativa aplicable."/>
             <wp:cNvGraphicFramePr>
               <a:graphicFrameLocks xmlns:a="http://schemas.openxmlformats.org/drawingml/2006/main" noChangeAspect="1"/>
             </wp:cNvGraphicFramePr>
@@ -11754,33 +11713,29 @@
               <a:graphicData uri="http://schemas.openxmlformats.org/drawingml/2006/picture">
                 <pic:pic xmlns:pic="http://schemas.openxmlformats.org/drawingml/2006/picture">
                   <pic:nvPicPr>
-                    <pic:cNvPr id="3" name="Imagen 3" descr="Síntesis  sobre clasificación y gestión de documentos contables y no contables que incluye tipos de documentos (contables, no contables, extracontables y títulos valores), sus características, normativas de gestión documental como la Ley 594 de 2000, y elementos de los libros contables como su obligatoriedad, principios y normativa aplicable."/>
-                    <pic:cNvPicPr>
-                      <a:picLocks noChangeAspect="1" noChangeArrowheads="1"/>
-                    </pic:cNvPicPr>
+                    <pic:cNvPr id="1" name="Gráfico 1" descr="Síntesis  sobre clasificación y gestión de documentos contables y no contables que incluye tipos de documentos (contables, no contables, extracontables y títulos valores), sus características, normativas de gestión documental como la Ley 594 de 2000, y elementos de los libros contables como su obligatoriedad, principios y normativa aplicable."/>
+                    <pic:cNvPicPr/>
                   </pic:nvPicPr>
                   <pic:blipFill>
                     <a:blip r:embed="rId23">
                       <a:extLst>
-                        <a:ext uri="{28A0092B-C50C-407E-A947-70E740481C1C}">
-                          <a14:useLocalDpi xmlns:a14="http://schemas.microsoft.com/office/drawing/2010/main" val="0"/>
+                        <a:ext uri="{96DAC541-7B7A-43D3-8B79-37D633B846F1}">
+                          <asvg:svgBlip xmlns:asvg="http://schemas.microsoft.com/office/drawing/2016/SVG/main" r:embed="rId24"/>
                         </a:ext>
                       </a:extLst>
                     </a:blip>
-                    <a:srcRect/>
                     <a:stretch>
                       <a:fillRect/>
                     </a:stretch>
                   </pic:blipFill>
-                  <pic:spPr bwMode="auto">
+                  <pic:spPr>
                     <a:xfrm>
                       <a:off x="0" y="0"/>
-                      <a:ext cx="6332220" cy="4948788"/>
+                      <a:ext cx="6332220" cy="4012565"/>
                     </a:xfrm>
                     <a:prstGeom prst="rect">
                       <a:avLst/>
                     </a:prstGeom>
-                    <a:noFill/>
                   </pic:spPr>
                 </pic:pic>
               </a:graphicData>
@@ -11818,7 +11773,6 @@
         <w:rPr>
           <w:lang w:val="es-CO"/>
         </w:rPr>
-        <w:lastRenderedPageBreak/>
         <w:t>Material complementario</w:t>
       </w:r>
       <w:bookmarkEnd w:id="11"/>
@@ -11988,7 +11942,7 @@
             <w:pPr>
               <w:pStyle w:val="TextoTablas"/>
             </w:pPr>
-            <w:hyperlink r:id="rId24" w:history="1">
+            <w:hyperlink r:id="rId25" w:history="1">
               <w:r>
                 <w:rPr>
                   <w:rStyle w:val="Hipervnculo"/>
@@ -12086,7 +12040,7 @@
             <w:pPr>
               <w:pStyle w:val="TextoTablas"/>
             </w:pPr>
-            <w:hyperlink r:id="rId25" w:history="1">
+            <w:hyperlink r:id="rId26" w:history="1">
               <w:r>
                 <w:rPr>
                   <w:rStyle w:val="Hipervnculo"/>
@@ -12164,7 +12118,7 @@
             <w:pPr>
               <w:pStyle w:val="TextoTablas"/>
             </w:pPr>
-            <w:hyperlink r:id="rId26" w:history="1">
+            <w:hyperlink r:id="rId27" w:history="1">
               <w:r>
                 <w:rPr>
                   <w:rStyle w:val="Hipervnculo"/>
@@ -12239,7 +12193,7 @@
             <w:pPr>
               <w:pStyle w:val="TextoTablas"/>
             </w:pPr>
-            <w:hyperlink r:id="rId27" w:history="1">
+            <w:hyperlink r:id="rId28" w:history="1">
               <w:r>
                 <w:rPr>
                   <w:rStyle w:val="Hipervnculo"/>
@@ -12270,7 +12224,6 @@
         <w:rPr>
           <w:lang w:val="es-CO"/>
         </w:rPr>
-        <w:lastRenderedPageBreak/>
         <w:t>Glosario</w:t>
       </w:r>
       <w:bookmarkEnd w:id="12"/>
@@ -12407,7 +12360,6 @@
         <w:rPr>
           <w:lang w:val="es-CO"/>
         </w:rPr>
-        <w:lastRenderedPageBreak/>
         <w:t>Referencias bibliográficas</w:t>
       </w:r>
       <w:bookmarkEnd w:id="13"/>
@@ -12432,7 +12384,7 @@
       <w:r>
         <w:t xml:space="preserve">Archivo General de la Nación Colombia (2020, 16 de noviembre). Ley 594 de 2000 – Ley general de archivos. </w:t>
       </w:r>
-      <w:hyperlink r:id="rId28" w:history="1">
+      <w:hyperlink r:id="rId29" w:history="1">
         <w:r>
           <w:rPr>
             <w:rStyle w:val="Hipervnculo"/>
@@ -12445,7 +12397,7 @@
       <w:r>
         <w:t xml:space="preserve">Archivo General de la Nación Colombia (2020, 16 de noviembre). Tabla de retención documental TRD. </w:t>
       </w:r>
-      <w:hyperlink r:id="rId29" w:history="1">
+      <w:hyperlink r:id="rId30" w:history="1">
         <w:r>
           <w:rPr>
             <w:rStyle w:val="Hipervnculo"/>
@@ -12458,7 +12410,7 @@
       <w:r>
         <w:t xml:space="preserve">Bancolombia (2020, 16 de noviembre). Aprende a leer tu extracto. </w:t>
       </w:r>
-      <w:hyperlink r:id="rId30" w:history="1">
+      <w:hyperlink r:id="rId31" w:history="1">
         <w:r>
           <w:rPr>
             <w:rStyle w:val="Hipervnculo"/>
@@ -12471,7 +12423,7 @@
       <w:r>
         <w:t xml:space="preserve">Cámara de Comercio de Barranquilla (2020, 15 de noviembre). Solicitud de inscripción de libros - páginas web o sitios de internet. </w:t>
       </w:r>
-      <w:hyperlink r:id="rId31" w:history="1">
+      <w:hyperlink r:id="rId32" w:history="1">
         <w:r>
           <w:rPr>
             <w:rStyle w:val="Hipervnculo"/>
@@ -12484,7 +12436,7 @@
       <w:r>
         <w:t xml:space="preserve">Cámara de Comercio de Santa Marta (2020, 15 de noviembre). Circular 002 de 2016. </w:t>
       </w:r>
-      <w:hyperlink r:id="rId32" w:history="1">
+      <w:hyperlink r:id="rId33" w:history="1">
         <w:r>
           <w:rPr>
             <w:rStyle w:val="Hipervnculo"/>
@@ -12496,20 +12448,6 @@
     <w:p>
       <w:r>
         <w:t xml:space="preserve">Consejo Técnico de la Contaduría (2020, 10 de noviembre). Concepto 650 del 14 de agosto de 2018. </w:t>
-      </w:r>
-      <w:hyperlink r:id="rId33" w:history="1">
-        <w:r>
-          <w:rPr>
-            <w:rStyle w:val="Hipervnculo"/>
-          </w:rPr>
-          <w:t>https://www.ctcp.gov.co/conceptos/2018</w:t>
-        </w:r>
-      </w:hyperlink>
-    </w:p>
-    <w:p>
-      <w:r>
-        <w:lastRenderedPageBreak/>
-        <w:t xml:space="preserve">Consejo Técnico de la Contaduría Pública (2020, 16 de noviembre). Conceptos 2018: respuestas emitidas por el CTCP a las consultas interpuestas por la ciudadanía. </w:t>
       </w:r>
       <w:hyperlink r:id="rId34" w:history="1">
         <w:r>
@@ -12522,6 +12460,19 @@
     </w:p>
     <w:p>
       <w:r>
+        <w:t xml:space="preserve">Consejo Técnico de la Contaduría Pública (2020, 16 de noviembre). Conceptos 2018: respuestas emitidas por el CTCP a las consultas interpuestas por la ciudadanía. </w:t>
+      </w:r>
+      <w:hyperlink r:id="rId35" w:history="1">
+        <w:r>
+          <w:rPr>
+            <w:rStyle w:val="Hipervnculo"/>
+          </w:rPr>
+          <w:t>https://www.ctcp.gov.co/conceptos/2018</w:t>
+        </w:r>
+      </w:hyperlink>
+    </w:p>
+    <w:p>
+      <w:r>
         <w:t>Del Carmen, L., y Gudiño, E. (2014). Contabilidad universitaria. McGraw-Hill</w:t>
       </w:r>
     </w:p>
@@ -12536,7 +12487,7 @@
       </w:r>
     </w:p>
     <w:p>
-      <w:hyperlink r:id="rId35" w:history="1">
+      <w:hyperlink r:id="rId36" w:history="1">
         <w:r>
           <w:rPr>
             <w:rStyle w:val="Hipervnculo"/>
@@ -12551,7 +12502,7 @@
       </w:r>
     </w:p>
     <w:p>
-      <w:hyperlink r:id="rId36" w:history="1">
+      <w:hyperlink r:id="rId37" w:history="1">
         <w:r>
           <w:rPr>
             <w:rStyle w:val="Hipervnculo"/>
@@ -12575,7 +12526,7 @@
       <w:r>
         <w:t xml:space="preserve">Legis. (2020, 16 de noviembre). Minerva: siempre legal, siempre confiable. </w:t>
       </w:r>
-      <w:hyperlink r:id="rId37" w:history="1">
+      <w:hyperlink r:id="rId38" w:history="1">
         <w:r>
           <w:rPr>
             <w:rStyle w:val="Hipervnculo"/>
@@ -12593,7 +12544,7 @@
       <w:r>
         <w:t xml:space="preserve">Mil Formatos. (2020, 16 de noviembre). Ejemplo de factura. </w:t>
       </w:r>
-      <w:hyperlink r:id="rId38" w:history="1">
+      <w:hyperlink r:id="rId39" w:history="1">
         <w:r>
           <w:rPr>
             <w:rStyle w:val="Hipervnculo"/>
@@ -12619,7 +12570,7 @@
       <w:r>
         <w:t xml:space="preserve">Secretaría del Senado (2020, 10 de noviembre). Ley 1111 de 2006. </w:t>
       </w:r>
-      <w:hyperlink r:id="rId39" w:history="1">
+      <w:hyperlink r:id="rId40" w:history="1">
         <w:r>
           <w:rPr>
             <w:rStyle w:val="Hipervnculo"/>
@@ -12630,7 +12581,6 @@
     </w:p>
     <w:p>
       <w:r>
-        <w:lastRenderedPageBreak/>
         <w:t>Sinisterra V., Polanco L., y Henao H. (2011). Contabilidad: sistema de información para las organizaciones. Mc. Graw Hill.</w:t>
       </w:r>
     </w:p>
@@ -12638,7 +12588,7 @@
       <w:r>
         <w:t xml:space="preserve">Sistema Único de Información Normativa (2020, 10 de noviembre). Decreto 2242 de 2015. </w:t>
       </w:r>
-      <w:hyperlink r:id="rId40" w:history="1">
+      <w:hyperlink r:id="rId41" w:history="1">
         <w:r>
           <w:rPr>
             <w:rStyle w:val="Hipervnculo"/>
@@ -12651,7 +12601,7 @@
       <w:r>
         <w:t xml:space="preserve">Super Intendencia de Industria y Comercio (2020, 15 de noviembre). Resolución 8934. </w:t>
       </w:r>
-      <w:hyperlink r:id="rId41" w:history="1">
+      <w:hyperlink r:id="rId42" w:history="1">
         <w:r>
           <w:rPr>
             <w:rStyle w:val="Hipervnculo"/>
@@ -12693,7 +12643,6 @@
         <w:rPr>
           <w:lang w:val="es-CO"/>
         </w:rPr>
-        <w:lastRenderedPageBreak/>
         <w:t>Créditos</w:t>
       </w:r>
       <w:bookmarkEnd w:id="14"/>
@@ -12805,19 +12754,7 @@
               <w:rPr>
                 <w:lang w:val="es-CO"/>
               </w:rPr>
-              <w:t>Claudia Johanna G</w:t>
-            </w:r>
-            <w:r>
-              <w:rPr>
-                <w:lang w:val="es-CO"/>
-              </w:rPr>
-              <w:t>ó</w:t>
-            </w:r>
-            <w:r>
-              <w:rPr>
-                <w:lang w:val="es-CO"/>
-              </w:rPr>
-              <w:t>mez Perez</w:t>
+              <w:t>Milady Tatiana Villamil Castellanos</w:t>
             </w:r>
           </w:p>
         </w:tc>
@@ -12861,7 +12798,7 @@
               <w:rPr>
                 <w:lang w:val="es-CO"/>
               </w:rPr>
-              <w:t>Centro Agroturístico- Regional Santander</w:t>
+              <w:t>Dirección General</w:t>
             </w:r>
           </w:p>
         </w:tc>
@@ -13152,15 +13089,9 @@
           <w:p>
             <w:pPr>
               <w:pStyle w:val="TextoTablas"/>
-              <w:rPr>
-                <w:lang w:val="es-CO"/>
-              </w:rPr>
             </w:pPr>
             <w:r>
-              <w:rPr>
-                <w:lang w:val="es-CO"/>
-              </w:rPr>
-              <w:t>Juan José Calderon Gutierrez</w:t>
+              <w:t>Leyson Fabián Castaño Pérez</w:t>
             </w:r>
           </w:p>
         </w:tc>
@@ -13185,83 +13116,6 @@
               <w:rPr>
                 <w:lang w:val="es-CO"/>
               </w:rPr>
-              <w:t>iseñador de contenidos digitales</w:t>
-            </w:r>
-          </w:p>
-        </w:tc>
-        <w:tc>
-          <w:tcPr>
-            <w:tcW w:w="3969" w:type="dxa"/>
-          </w:tcPr>
-          <w:p>
-            <w:pPr>
-              <w:pStyle w:val="TextoTablas"/>
-              <w:rPr>
-                <w:lang w:val="es-CO"/>
-              </w:rPr>
-            </w:pPr>
-            <w:r>
-              <w:rPr>
-                <w:lang w:val="es-CO"/>
-              </w:rPr>
-              <w:t>Centro Agroempresarial y Desarrollo Pecuario</w:t>
-            </w:r>
-            <w:r>
-              <w:rPr>
-                <w:lang w:val="es-CO"/>
-              </w:rPr>
-              <w:t xml:space="preserve"> - </w:t>
-            </w:r>
-            <w:r>
-              <w:rPr>
-                <w:lang w:val="es-CO"/>
-              </w:rPr>
-              <w:t>Regional Huila</w:t>
-            </w:r>
-          </w:p>
-        </w:tc>
-      </w:tr>
-      <w:tr>
-        <w:trPr>
-          <w:cnfStyle w:val="000000100000" w:firstRow="0" w:lastRow="0" w:firstColumn="0" w:lastColumn="0" w:oddVBand="0" w:evenVBand="0" w:oddHBand="1" w:evenHBand="0" w:firstRowFirstColumn="0" w:firstRowLastColumn="0" w:lastRowFirstColumn="0" w:lastRowLastColumn="0"/>
-        </w:trPr>
-        <w:tc>
-          <w:tcPr>
-            <w:tcW w:w="2830" w:type="dxa"/>
-          </w:tcPr>
-          <w:p>
-            <w:pPr>
-              <w:pStyle w:val="TextoTablas"/>
-              <w:rPr>
-                <w:lang w:val="es-CO"/>
-              </w:rPr>
-            </w:pPr>
-            <w:r>
-              <w:t>Leyson Fabián Castaño Pérez</w:t>
-            </w:r>
-          </w:p>
-        </w:tc>
-        <w:tc>
-          <w:tcPr>
-            <w:tcW w:w="3261" w:type="dxa"/>
-          </w:tcPr>
-          <w:p>
-            <w:pPr>
-              <w:pStyle w:val="TextoTablas"/>
-              <w:rPr>
-                <w:lang w:val="es-CO"/>
-              </w:rPr>
-            </w:pPr>
-            <w:r>
-              <w:rPr>
-                <w:lang w:val="es-CO"/>
-              </w:rPr>
-              <w:t>D</w:t>
-            </w:r>
-            <w:r>
-              <w:rPr>
-                <w:lang w:val="es-CO"/>
-              </w:rPr>
               <w:t xml:space="preserve">esarrollador </w:t>
             </w:r>
             <w:r>
@@ -13277,7 +13131,6 @@
               </w:rPr>
               <w:t xml:space="preserve"> </w:t>
             </w:r>
-            <w:proofErr w:type="spellStart"/>
             <w:r>
               <w:rPr>
                 <w:rStyle w:val="Extranjerismo"/>
@@ -13285,100 +13138,6 @@
               </w:rPr>
               <w:t>stack</w:t>
             </w:r>
-            <w:proofErr w:type="spellEnd"/>
-          </w:p>
-        </w:tc>
-        <w:tc>
-          <w:tcPr>
-            <w:tcW w:w="3969" w:type="dxa"/>
-          </w:tcPr>
-          <w:p>
-            <w:pPr>
-              <w:pStyle w:val="TextoTablas"/>
-              <w:rPr>
-                <w:lang w:val="es-CO"/>
-              </w:rPr>
-            </w:pPr>
-            <w:r>
-              <w:rPr>
-                <w:lang w:val="es-CO"/>
-              </w:rPr>
-              <w:t>Centro Agroempresarial y Desarrollo Pecuario</w:t>
-            </w:r>
-            <w:r>
-              <w:rPr>
-                <w:lang w:val="es-CO"/>
-              </w:rPr>
-              <w:t xml:space="preserve"> - </w:t>
-            </w:r>
-            <w:r>
-              <w:rPr>
-                <w:lang w:val="es-CO"/>
-              </w:rPr>
-              <w:t>Regional Huila</w:t>
-            </w:r>
-          </w:p>
-        </w:tc>
-      </w:tr>
-      <w:tr>
-        <w:tc>
-          <w:tcPr>
-            <w:tcW w:w="2830" w:type="dxa"/>
-          </w:tcPr>
-          <w:p>
-            <w:pPr>
-              <w:pStyle w:val="TextoTablas"/>
-            </w:pPr>
-            <w:r>
-              <w:t>Henry Álvarez Astudillo</w:t>
-            </w:r>
-          </w:p>
-        </w:tc>
-        <w:tc>
-          <w:tcPr>
-            <w:tcW w:w="3261" w:type="dxa"/>
-          </w:tcPr>
-          <w:p>
-            <w:pPr>
-              <w:pStyle w:val="TextoTablas"/>
-              <w:rPr>
-                <w:lang w:val="es-CO"/>
-              </w:rPr>
-            </w:pPr>
-            <w:r>
-              <w:rPr>
-                <w:lang w:val="es-CO"/>
-              </w:rPr>
-              <w:t>D</w:t>
-            </w:r>
-            <w:r>
-              <w:rPr>
-                <w:lang w:val="es-CO"/>
-              </w:rPr>
-              <w:t xml:space="preserve">esarrollador </w:t>
-            </w:r>
-            <w:r>
-              <w:rPr>
-                <w:rStyle w:val="Extranjerismo"/>
-                <w:lang w:val="es-CO"/>
-              </w:rPr>
-              <w:t>full</w:t>
-            </w:r>
-            <w:r>
-              <w:rPr>
-                <w:lang w:val="es-CO"/>
-              </w:rPr>
-              <w:t xml:space="preserve"> </w:t>
-            </w:r>
-            <w:proofErr w:type="spellStart"/>
-            <w:r>
-              <w:rPr>
-                <w:rStyle w:val="Extranjerismo"/>
-                <w:lang w:val="es-CO"/>
-              </w:rPr>
-              <w:t>stack</w:t>
-            </w:r>
-            <w:proofErr w:type="spellEnd"/>
           </w:p>
         </w:tc>
         <w:tc>
@@ -13704,7 +13463,6 @@
               <w:rPr>
                 <w:lang w:val="es-CO"/>
               </w:rPr>
-              <w:lastRenderedPageBreak/>
               <w:t>Aixa Natalia Sendoya Fernández</w:t>
             </w:r>
           </w:p>
@@ -14009,8 +13767,8 @@
       </w:pPr>
     </w:p>
     <w:sectPr>
-      <w:headerReference w:type="default" r:id="rId42"/>
-      <w:footerReference w:type="default" r:id="rId43"/>
+      <w:headerReference w:type="default" r:id="rId43"/>
+      <w:footerReference w:type="default" r:id="rId44"/>
       <w:pgSz w:w="12240" w:h="15840"/>
       <w:pgMar w:top="1701" w:right="1134" w:bottom="1134" w:left="1134" w:header="709" w:footer="737" w:gutter="0"/>
       <w:pgNumType w:start="1"/>
@@ -14023,7 +13781,7 @@
 </file>
 
 <file path=word/endnotes.xml><?xml version="1.0" encoding="utf-8"?>
-<w:endnotes xmlns:wpc="http://schemas.microsoft.com/office/word/2010/wordprocessingCanvas" xmlns:cx="http://schemas.microsoft.com/office/drawing/2014/chartex" xmlns:cx1="http://schemas.microsoft.com/office/drawing/2015/9/8/chartex" xmlns:cx2="http://schemas.microsoft.com/office/drawing/2015/10/21/chartex" xmlns:cx3="http://schemas.microsoft.com/office/drawing/2016/5/9/chartex" xmlns:cx4="http://schemas.microsoft.com/office/drawing/2016/5/10/chartex" xmlns:cx5="http://schemas.microsoft.com/office/drawing/2016/5/11/chartex" xmlns:cx6="http://schemas.microsoft.com/office/drawing/2016/5/12/chartex" xmlns:cx7="http://schemas.microsoft.com/office/drawing/2016/5/13/chartex" xmlns:cx8="http://schemas.microsoft.com/office/drawing/2016/5/14/chartex" xmlns:mc="http://schemas.openxmlformats.org/markup-compatibility/2006" xmlns:aink="http://schemas.microsoft.com/office/drawing/2016/ink" xmlns:am3d="http://schemas.microsoft.com/office/drawing/2017/model3d" xmlns:o="urn:schemas-microsoft-com:office:office" xmlns:oel="http://schemas.microsoft.com/office/2019/extlst" xmlns:r="http://schemas.openxmlformats.org/officeDocument/2006/relationships" xmlns:m="http://schemas.openxmlformats.org/officeDocument/2006/math" xmlns:v="urn:schemas-microsoft-com:vml" xmlns:wp14="http://schemas.microsoft.com/office/word/2010/wordprocessingDrawing" xmlns:wp="http://schemas.openxmlformats.org/drawingml/2006/wordprocessingDrawing" xmlns:w10="urn:schemas-microsoft-com:office:word" xmlns:w="http://schemas.openxmlformats.org/wordprocessingml/2006/main" xmlns:w14="http://schemas.microsoft.com/office/word/2010/wordml" xmlns:w15="http://schemas.microsoft.com/office/word/2012/wordml" xmlns:w16cex="http://schemas.microsoft.com/office/word/2018/wordml/cex" xmlns:w16cid="http://schemas.microsoft.com/office/word/2016/wordml/cid" xmlns:w16="http://schemas.microsoft.com/office/word/2018/wordml" xmlns:w16du="http://schemas.microsoft.com/office/word/2023/wordml/word16du" xmlns:w16sdtdh="http://schemas.microsoft.com/office/word/2020/wordml/sdtdatahash" xmlns:w16sdtfl="http://schemas.microsoft.com/office/word/2024/wordml/sdtformatlock" xmlns:w16se="http://schemas.microsoft.com/office/word/2015/wordml/symex" xmlns:wpg="http://schemas.microsoft.com/office/word/2010/wordprocessingGroup" xmlns:wpi="http://schemas.microsoft.com/office/word/2010/wordprocessingInk" xmlns:wne="http://schemas.microsoft.com/office/word/2006/wordml" xmlns:wps="http://schemas.microsoft.com/office/word/2010/wordprocessingShape" mc:Ignorable="w14 w15 w16se w16cid w16 w16cex w16sdtdh w16sdtfl w16du wp14">
+<w:endnotes xmlns:wpc="http://schemas.microsoft.com/office/word/2010/wordprocessingCanvas" xmlns:cx="http://schemas.microsoft.com/office/drawing/2014/chartex" xmlns:cx1="http://schemas.microsoft.com/office/drawing/2015/9/8/chartex" xmlns:cx2="http://schemas.microsoft.com/office/drawing/2015/10/21/chartex" xmlns:cx3="http://schemas.microsoft.com/office/drawing/2016/5/9/chartex" xmlns:cx4="http://schemas.microsoft.com/office/drawing/2016/5/10/chartex" xmlns:cx5="http://schemas.microsoft.com/office/drawing/2016/5/11/chartex" xmlns:cx6="http://schemas.microsoft.com/office/drawing/2016/5/12/chartex" xmlns:cx7="http://schemas.microsoft.com/office/drawing/2016/5/13/chartex" xmlns:cx8="http://schemas.microsoft.com/office/drawing/2016/5/14/chartex" xmlns:mc="http://schemas.openxmlformats.org/markup-compatibility/2006" xmlns:aink="http://schemas.microsoft.com/office/drawing/2016/ink" xmlns:am3d="http://schemas.microsoft.com/office/drawing/2017/model3d" xmlns:o="urn:schemas-microsoft-com:office:office" xmlns:r="http://schemas.openxmlformats.org/officeDocument/2006/relationships" xmlns:m="http://schemas.openxmlformats.org/officeDocument/2006/math" xmlns:v="urn:schemas-microsoft-com:vml" xmlns:wp14="http://schemas.microsoft.com/office/word/2010/wordprocessingDrawing" xmlns:wp="http://schemas.openxmlformats.org/drawingml/2006/wordprocessingDrawing" xmlns:w10="urn:schemas-microsoft-com:office:word" xmlns:w="http://schemas.openxmlformats.org/wordprocessingml/2006/main" xmlns:w14="http://schemas.microsoft.com/office/word/2010/wordml" xmlns:w15="http://schemas.microsoft.com/office/word/2012/wordml" xmlns:w16cex="http://schemas.microsoft.com/office/word/2018/wordml/cex" xmlns:w16cid="http://schemas.microsoft.com/office/word/2016/wordml/cid" xmlns:w16="http://schemas.microsoft.com/office/word/2018/wordml" xmlns:w16se="http://schemas.microsoft.com/office/word/2015/wordml/symex" xmlns:wpg="http://schemas.microsoft.com/office/word/2010/wordprocessingGroup" xmlns:wpi="http://schemas.microsoft.com/office/word/2010/wordprocessingInk" xmlns:wne="http://schemas.microsoft.com/office/word/2006/wordml" xmlns:wps="http://schemas.microsoft.com/office/word/2010/wordprocessingShape" mc:Ignorable="w14 w15 w16se w16cid w16 w16cex wp14">
   <w:endnote w:type="separator" w:id="-1">
     <w:p>
       <w:pPr>
@@ -14048,7 +13806,7 @@
 </file>
 
 <file path=word/footer1.xml><?xml version="1.0" encoding="utf-8"?>
-<w:ftr xmlns:wpc="http://schemas.microsoft.com/office/word/2010/wordprocessingCanvas" xmlns:cx="http://schemas.microsoft.com/office/drawing/2014/chartex" xmlns:cx1="http://schemas.microsoft.com/office/drawing/2015/9/8/chartex" xmlns:cx2="http://schemas.microsoft.com/office/drawing/2015/10/21/chartex" xmlns:cx3="http://schemas.microsoft.com/office/drawing/2016/5/9/chartex" xmlns:cx4="http://schemas.microsoft.com/office/drawing/2016/5/10/chartex" xmlns:cx5="http://schemas.microsoft.com/office/drawing/2016/5/11/chartex" xmlns:cx6="http://schemas.microsoft.com/office/drawing/2016/5/12/chartex" xmlns:cx7="http://schemas.microsoft.com/office/drawing/2016/5/13/chartex" xmlns:cx8="http://schemas.microsoft.com/office/drawing/2016/5/14/chartex" xmlns:mc="http://schemas.openxmlformats.org/markup-compatibility/2006" xmlns:aink="http://schemas.microsoft.com/office/drawing/2016/ink" xmlns:am3d="http://schemas.microsoft.com/office/drawing/2017/model3d" xmlns:o="urn:schemas-microsoft-com:office:office" xmlns:oel="http://schemas.microsoft.com/office/2019/extlst" xmlns:r="http://schemas.openxmlformats.org/officeDocument/2006/relationships" xmlns:m="http://schemas.openxmlformats.org/officeDocument/2006/math" xmlns:v="urn:schemas-microsoft-com:vml" xmlns:wp14="http://schemas.microsoft.com/office/word/2010/wordprocessingDrawing" xmlns:wp="http://schemas.openxmlformats.org/drawingml/2006/wordprocessingDrawing" xmlns:w10="urn:schemas-microsoft-com:office:word" xmlns:w="http://schemas.openxmlformats.org/wordprocessingml/2006/main" xmlns:w14="http://schemas.microsoft.com/office/word/2010/wordml" xmlns:w15="http://schemas.microsoft.com/office/word/2012/wordml" xmlns:w16cex="http://schemas.microsoft.com/office/word/2018/wordml/cex" xmlns:w16cid="http://schemas.microsoft.com/office/word/2016/wordml/cid" xmlns:w16="http://schemas.microsoft.com/office/word/2018/wordml" xmlns:w16du="http://schemas.microsoft.com/office/word/2023/wordml/word16du" xmlns:w16sdtdh="http://schemas.microsoft.com/office/word/2020/wordml/sdtdatahash" xmlns:w16sdtfl="http://schemas.microsoft.com/office/word/2024/wordml/sdtformatlock" xmlns:w16se="http://schemas.microsoft.com/office/word/2015/wordml/symex" xmlns:wpg="http://schemas.microsoft.com/office/word/2010/wordprocessingGroup" xmlns:wpi="http://schemas.microsoft.com/office/word/2010/wordprocessingInk" xmlns:wne="http://schemas.microsoft.com/office/word/2006/wordml" xmlns:wps="http://schemas.microsoft.com/office/word/2010/wordprocessingShape" mc:Ignorable="w14 w15 w16se w16cid w16 w16cex w16sdtdh w16sdtfl w16du wp14">
+<w:ftr xmlns:wpc="http://schemas.microsoft.com/office/word/2010/wordprocessingCanvas" xmlns:cx="http://schemas.microsoft.com/office/drawing/2014/chartex" xmlns:cx1="http://schemas.microsoft.com/office/drawing/2015/9/8/chartex" xmlns:cx2="http://schemas.microsoft.com/office/drawing/2015/10/21/chartex" xmlns:cx3="http://schemas.microsoft.com/office/drawing/2016/5/9/chartex" xmlns:cx4="http://schemas.microsoft.com/office/drawing/2016/5/10/chartex" xmlns:cx5="http://schemas.microsoft.com/office/drawing/2016/5/11/chartex" xmlns:cx6="http://schemas.microsoft.com/office/drawing/2016/5/12/chartex" xmlns:cx7="http://schemas.microsoft.com/office/drawing/2016/5/13/chartex" xmlns:cx8="http://schemas.microsoft.com/office/drawing/2016/5/14/chartex" xmlns:mc="http://schemas.openxmlformats.org/markup-compatibility/2006" xmlns:aink="http://schemas.microsoft.com/office/drawing/2016/ink" xmlns:am3d="http://schemas.microsoft.com/office/drawing/2017/model3d" xmlns:o="urn:schemas-microsoft-com:office:office" xmlns:r="http://schemas.openxmlformats.org/officeDocument/2006/relationships" xmlns:m="http://schemas.openxmlformats.org/officeDocument/2006/math" xmlns:v="urn:schemas-microsoft-com:vml" xmlns:wp14="http://schemas.microsoft.com/office/word/2010/wordprocessingDrawing" xmlns:wp="http://schemas.openxmlformats.org/drawingml/2006/wordprocessingDrawing" xmlns:w10="urn:schemas-microsoft-com:office:word" xmlns:w="http://schemas.openxmlformats.org/wordprocessingml/2006/main" xmlns:w14="http://schemas.microsoft.com/office/word/2010/wordml" xmlns:w15="http://schemas.microsoft.com/office/word/2012/wordml" xmlns:w16cex="http://schemas.microsoft.com/office/word/2018/wordml/cex" xmlns:w16cid="http://schemas.microsoft.com/office/word/2016/wordml/cid" xmlns:w16="http://schemas.microsoft.com/office/word/2018/wordml" xmlns:w16se="http://schemas.microsoft.com/office/word/2015/wordml/symex" xmlns:wpg="http://schemas.microsoft.com/office/word/2010/wordprocessingGroup" xmlns:wpi="http://schemas.microsoft.com/office/word/2010/wordprocessingInk" xmlns:wne="http://schemas.microsoft.com/office/word/2006/wordml" xmlns:wps="http://schemas.microsoft.com/office/word/2010/wordprocessingShape" mc:Ignorable="w14 w15 w16se w16cid w16 w16cex wp14">
   <w:sdt>
     <w:sdtPr>
       <w:id w:val="-1465197936"/>
@@ -14057,6 +13815,7 @@
         <w:docPartUnique/>
       </w:docPartObj>
     </w:sdtPr>
+    <w:sdtEndPr/>
     <w:sdtContent>
       <w:p>
         <w:pPr>
@@ -14145,7 +13904,7 @@
                 </wp:anchor>
               </w:drawing>
             </mc:Choice>
-            <mc:Fallback>
+            <mc:Fallback xmlns:w16sdtfl="http://schemas.microsoft.com/office/word/2024/wordml/sdtformatlock" xmlns:w16sdtdh="http://schemas.microsoft.com/office/word/2020/wordml/sdtdatahash" xmlns:w16du="http://schemas.microsoft.com/office/word/2023/wordml/word16du" xmlns:oel="http://schemas.microsoft.com/office/2019/extlst">
               <w:pict>
                 <v:shapetype w14:anchorId="797C42AF" id="_x0000_t202" coordsize="21600,21600" o:spt="202" path="m,l,21600r21600,l21600,xe">
                   <v:stroke joinstyle="miter"/>
@@ -14201,7 +13960,7 @@
 </file>
 
 <file path=word/footnotes.xml><?xml version="1.0" encoding="utf-8"?>
-<w:footnotes xmlns:wpc="http://schemas.microsoft.com/office/word/2010/wordprocessingCanvas" xmlns:cx="http://schemas.microsoft.com/office/drawing/2014/chartex" xmlns:cx1="http://schemas.microsoft.com/office/drawing/2015/9/8/chartex" xmlns:cx2="http://schemas.microsoft.com/office/drawing/2015/10/21/chartex" xmlns:cx3="http://schemas.microsoft.com/office/drawing/2016/5/9/chartex" xmlns:cx4="http://schemas.microsoft.com/office/drawing/2016/5/10/chartex" xmlns:cx5="http://schemas.microsoft.com/office/drawing/2016/5/11/chartex" xmlns:cx6="http://schemas.microsoft.com/office/drawing/2016/5/12/chartex" xmlns:cx7="http://schemas.microsoft.com/office/drawing/2016/5/13/chartex" xmlns:cx8="http://schemas.microsoft.com/office/drawing/2016/5/14/chartex" xmlns:mc="http://schemas.openxmlformats.org/markup-compatibility/2006" xmlns:aink="http://schemas.microsoft.com/office/drawing/2016/ink" xmlns:am3d="http://schemas.microsoft.com/office/drawing/2017/model3d" xmlns:o="urn:schemas-microsoft-com:office:office" xmlns:oel="http://schemas.microsoft.com/office/2019/extlst" xmlns:r="http://schemas.openxmlformats.org/officeDocument/2006/relationships" xmlns:m="http://schemas.openxmlformats.org/officeDocument/2006/math" xmlns:v="urn:schemas-microsoft-com:vml" xmlns:wp14="http://schemas.microsoft.com/office/word/2010/wordprocessingDrawing" xmlns:wp="http://schemas.openxmlformats.org/drawingml/2006/wordprocessingDrawing" xmlns:w10="urn:schemas-microsoft-com:office:word" xmlns:w="http://schemas.openxmlformats.org/wordprocessingml/2006/main" xmlns:w14="http://schemas.microsoft.com/office/word/2010/wordml" xmlns:w15="http://schemas.microsoft.com/office/word/2012/wordml" xmlns:w16cex="http://schemas.microsoft.com/office/word/2018/wordml/cex" xmlns:w16cid="http://schemas.microsoft.com/office/word/2016/wordml/cid" xmlns:w16="http://schemas.microsoft.com/office/word/2018/wordml" xmlns:w16du="http://schemas.microsoft.com/office/word/2023/wordml/word16du" xmlns:w16sdtdh="http://schemas.microsoft.com/office/word/2020/wordml/sdtdatahash" xmlns:w16sdtfl="http://schemas.microsoft.com/office/word/2024/wordml/sdtformatlock" xmlns:w16se="http://schemas.microsoft.com/office/word/2015/wordml/symex" xmlns:wpg="http://schemas.microsoft.com/office/word/2010/wordprocessingGroup" xmlns:wpi="http://schemas.microsoft.com/office/word/2010/wordprocessingInk" xmlns:wne="http://schemas.microsoft.com/office/word/2006/wordml" xmlns:wps="http://schemas.microsoft.com/office/word/2010/wordprocessingShape" mc:Ignorable="w14 w15 w16se w16cid w16 w16cex w16sdtdh w16sdtfl w16du wp14">
+<w:footnotes xmlns:wpc="http://schemas.microsoft.com/office/word/2010/wordprocessingCanvas" xmlns:cx="http://schemas.microsoft.com/office/drawing/2014/chartex" xmlns:cx1="http://schemas.microsoft.com/office/drawing/2015/9/8/chartex" xmlns:cx2="http://schemas.microsoft.com/office/drawing/2015/10/21/chartex" xmlns:cx3="http://schemas.microsoft.com/office/drawing/2016/5/9/chartex" xmlns:cx4="http://schemas.microsoft.com/office/drawing/2016/5/10/chartex" xmlns:cx5="http://schemas.microsoft.com/office/drawing/2016/5/11/chartex" xmlns:cx6="http://schemas.microsoft.com/office/drawing/2016/5/12/chartex" xmlns:cx7="http://schemas.microsoft.com/office/drawing/2016/5/13/chartex" xmlns:cx8="http://schemas.microsoft.com/office/drawing/2016/5/14/chartex" xmlns:mc="http://schemas.openxmlformats.org/markup-compatibility/2006" xmlns:aink="http://schemas.microsoft.com/office/drawing/2016/ink" xmlns:am3d="http://schemas.microsoft.com/office/drawing/2017/model3d" xmlns:o="urn:schemas-microsoft-com:office:office" xmlns:r="http://schemas.openxmlformats.org/officeDocument/2006/relationships" xmlns:m="http://schemas.openxmlformats.org/officeDocument/2006/math" xmlns:v="urn:schemas-microsoft-com:vml" xmlns:wp14="http://schemas.microsoft.com/office/word/2010/wordprocessingDrawing" xmlns:wp="http://schemas.openxmlformats.org/drawingml/2006/wordprocessingDrawing" xmlns:w10="urn:schemas-microsoft-com:office:word" xmlns:w="http://schemas.openxmlformats.org/wordprocessingml/2006/main" xmlns:w14="http://schemas.microsoft.com/office/word/2010/wordml" xmlns:w15="http://schemas.microsoft.com/office/word/2012/wordml" xmlns:w16cex="http://schemas.microsoft.com/office/word/2018/wordml/cex" xmlns:w16cid="http://schemas.microsoft.com/office/word/2016/wordml/cid" xmlns:w16="http://schemas.microsoft.com/office/word/2018/wordml" xmlns:w16se="http://schemas.microsoft.com/office/word/2015/wordml/symex" xmlns:wpg="http://schemas.microsoft.com/office/word/2010/wordprocessingGroup" xmlns:wpi="http://schemas.microsoft.com/office/word/2010/wordprocessingInk" xmlns:wne="http://schemas.microsoft.com/office/word/2006/wordml" xmlns:wps="http://schemas.microsoft.com/office/word/2010/wordprocessingShape" mc:Ignorable="w14 w15 w16se w16cid w16 w16cex wp14">
   <w:footnote w:type="separator" w:id="-1">
     <w:p>
       <w:pPr>
@@ -14226,7 +13985,7 @@
 </file>
 
 <file path=word/header1.xml><?xml version="1.0" encoding="utf-8"?>
-<w:hdr xmlns:wpc="http://schemas.microsoft.com/office/word/2010/wordprocessingCanvas" xmlns:cx="http://schemas.microsoft.com/office/drawing/2014/chartex" xmlns:cx1="http://schemas.microsoft.com/office/drawing/2015/9/8/chartex" xmlns:cx2="http://schemas.microsoft.com/office/drawing/2015/10/21/chartex" xmlns:cx3="http://schemas.microsoft.com/office/drawing/2016/5/9/chartex" xmlns:cx4="http://schemas.microsoft.com/office/drawing/2016/5/10/chartex" xmlns:cx5="http://schemas.microsoft.com/office/drawing/2016/5/11/chartex" xmlns:cx6="http://schemas.microsoft.com/office/drawing/2016/5/12/chartex" xmlns:cx7="http://schemas.microsoft.com/office/drawing/2016/5/13/chartex" xmlns:cx8="http://schemas.microsoft.com/office/drawing/2016/5/14/chartex" xmlns:mc="http://schemas.openxmlformats.org/markup-compatibility/2006" xmlns:aink="http://schemas.microsoft.com/office/drawing/2016/ink" xmlns:am3d="http://schemas.microsoft.com/office/drawing/2017/model3d" xmlns:o="urn:schemas-microsoft-com:office:office" xmlns:oel="http://schemas.microsoft.com/office/2019/extlst" xmlns:r="http://schemas.openxmlformats.org/officeDocument/2006/relationships" xmlns:m="http://schemas.openxmlformats.org/officeDocument/2006/math" xmlns:v="urn:schemas-microsoft-com:vml" xmlns:wp14="http://schemas.microsoft.com/office/word/2010/wordprocessingDrawing" xmlns:wp="http://schemas.openxmlformats.org/drawingml/2006/wordprocessingDrawing" xmlns:w10="urn:schemas-microsoft-com:office:word" xmlns:w="http://schemas.openxmlformats.org/wordprocessingml/2006/main" xmlns:w14="http://schemas.microsoft.com/office/word/2010/wordml" xmlns:w15="http://schemas.microsoft.com/office/word/2012/wordml" xmlns:w16cex="http://schemas.microsoft.com/office/word/2018/wordml/cex" xmlns:w16cid="http://schemas.microsoft.com/office/word/2016/wordml/cid" xmlns:w16="http://schemas.microsoft.com/office/word/2018/wordml" xmlns:w16du="http://schemas.microsoft.com/office/word/2023/wordml/word16du" xmlns:w16sdtdh="http://schemas.microsoft.com/office/word/2020/wordml/sdtdatahash" xmlns:w16sdtfl="http://schemas.microsoft.com/office/word/2024/wordml/sdtformatlock" xmlns:w16se="http://schemas.microsoft.com/office/word/2015/wordml/symex" xmlns:wpg="http://schemas.microsoft.com/office/word/2010/wordprocessingGroup" xmlns:wpi="http://schemas.microsoft.com/office/word/2010/wordprocessingInk" xmlns:wne="http://schemas.microsoft.com/office/word/2006/wordml" xmlns:wps="http://schemas.microsoft.com/office/word/2010/wordprocessingShape" mc:Ignorable="w14 w15 w16se w16cid w16 w16cex w16sdtdh w16sdtfl w16du wp14">
+<w:hdr xmlns:wpc="http://schemas.microsoft.com/office/word/2010/wordprocessingCanvas" xmlns:cx="http://schemas.microsoft.com/office/drawing/2014/chartex" xmlns:cx1="http://schemas.microsoft.com/office/drawing/2015/9/8/chartex" xmlns:cx2="http://schemas.microsoft.com/office/drawing/2015/10/21/chartex" xmlns:cx3="http://schemas.microsoft.com/office/drawing/2016/5/9/chartex" xmlns:cx4="http://schemas.microsoft.com/office/drawing/2016/5/10/chartex" xmlns:cx5="http://schemas.microsoft.com/office/drawing/2016/5/11/chartex" xmlns:cx6="http://schemas.microsoft.com/office/drawing/2016/5/12/chartex" xmlns:cx7="http://schemas.microsoft.com/office/drawing/2016/5/13/chartex" xmlns:cx8="http://schemas.microsoft.com/office/drawing/2016/5/14/chartex" xmlns:mc="http://schemas.openxmlformats.org/markup-compatibility/2006" xmlns:aink="http://schemas.microsoft.com/office/drawing/2016/ink" xmlns:am3d="http://schemas.microsoft.com/office/drawing/2017/model3d" xmlns:o="urn:schemas-microsoft-com:office:office" xmlns:r="http://schemas.openxmlformats.org/officeDocument/2006/relationships" xmlns:m="http://schemas.openxmlformats.org/officeDocument/2006/math" xmlns:v="urn:schemas-microsoft-com:vml" xmlns:wp14="http://schemas.microsoft.com/office/word/2010/wordprocessingDrawing" xmlns:wp="http://schemas.openxmlformats.org/drawingml/2006/wordprocessingDrawing" xmlns:w10="urn:schemas-microsoft-com:office:word" xmlns:w="http://schemas.openxmlformats.org/wordprocessingml/2006/main" xmlns:w14="http://schemas.microsoft.com/office/word/2010/wordml" xmlns:w15="http://schemas.microsoft.com/office/word/2012/wordml" xmlns:w16cex="http://schemas.microsoft.com/office/word/2018/wordml/cex" xmlns:w16cid="http://schemas.microsoft.com/office/word/2016/wordml/cid" xmlns:w16="http://schemas.microsoft.com/office/word/2018/wordml" xmlns:w16se="http://schemas.microsoft.com/office/word/2015/wordml/symex" xmlns:wpg="http://schemas.microsoft.com/office/word/2010/wordprocessingGroup" xmlns:wpi="http://schemas.microsoft.com/office/word/2010/wordprocessingInk" xmlns:wne="http://schemas.microsoft.com/office/word/2006/wordml" xmlns:wps="http://schemas.microsoft.com/office/word/2010/wordprocessingShape" mc:Ignorable="w14 w15 w16se w16cid w16 w16cex wp14">
   <w:p>
     <w:pPr>
       <w:pStyle w:val="Encabezado"/>
@@ -14312,7 +14071,7 @@
 </file>
 
 <file path=word/numbering.xml><?xml version="1.0" encoding="utf-8"?>
-<w:numbering xmlns:wpc="http://schemas.microsoft.com/office/word/2010/wordprocessingCanvas" xmlns:cx="http://schemas.microsoft.com/office/drawing/2014/chartex" xmlns:cx1="http://schemas.microsoft.com/office/drawing/2015/9/8/chartex" xmlns:cx2="http://schemas.microsoft.com/office/drawing/2015/10/21/chartex" xmlns:cx3="http://schemas.microsoft.com/office/drawing/2016/5/9/chartex" xmlns:cx4="http://schemas.microsoft.com/office/drawing/2016/5/10/chartex" xmlns:cx5="http://schemas.microsoft.com/office/drawing/2016/5/11/chartex" xmlns:cx6="http://schemas.microsoft.com/office/drawing/2016/5/12/chartex" xmlns:cx7="http://schemas.microsoft.com/office/drawing/2016/5/13/chartex" xmlns:cx8="http://schemas.microsoft.com/office/drawing/2016/5/14/chartex" xmlns:mc="http://schemas.openxmlformats.org/markup-compatibility/2006" xmlns:aink="http://schemas.microsoft.com/office/drawing/2016/ink" xmlns:am3d="http://schemas.microsoft.com/office/drawing/2017/model3d" xmlns:o="urn:schemas-microsoft-com:office:office" xmlns:oel="http://schemas.microsoft.com/office/2019/extlst" xmlns:r="http://schemas.openxmlformats.org/officeDocument/2006/relationships" xmlns:m="http://schemas.openxmlformats.org/officeDocument/2006/math" xmlns:v="urn:schemas-microsoft-com:vml" xmlns:wp14="http://schemas.microsoft.com/office/word/2010/wordprocessingDrawing" xmlns:wp="http://schemas.openxmlformats.org/drawingml/2006/wordprocessingDrawing" xmlns:w10="urn:schemas-microsoft-com:office:word" xmlns:w="http://schemas.openxmlformats.org/wordprocessingml/2006/main" xmlns:w14="http://schemas.microsoft.com/office/word/2010/wordml" xmlns:w15="http://schemas.microsoft.com/office/word/2012/wordml" xmlns:w16cex="http://schemas.microsoft.com/office/word/2018/wordml/cex" xmlns:w16cid="http://schemas.microsoft.com/office/word/2016/wordml/cid" xmlns:w16="http://schemas.microsoft.com/office/word/2018/wordml" xmlns:w16du="http://schemas.microsoft.com/office/word/2023/wordml/word16du" xmlns:w16sdtdh="http://schemas.microsoft.com/office/word/2020/wordml/sdtdatahash" xmlns:w16sdtfl="http://schemas.microsoft.com/office/word/2024/wordml/sdtformatlock" xmlns:w16se="http://schemas.microsoft.com/office/word/2015/wordml/symex" xmlns:wpg="http://schemas.microsoft.com/office/word/2010/wordprocessingGroup" xmlns:wpi="http://schemas.microsoft.com/office/word/2010/wordprocessingInk" xmlns:wne="http://schemas.microsoft.com/office/word/2006/wordml" xmlns:wps="http://schemas.microsoft.com/office/word/2010/wordprocessingShape" mc:Ignorable="w14 w15 w16se w16cid w16 w16cex w16sdtdh w16sdtfl w16du wp14">
+<w:numbering xmlns:wpc="http://schemas.microsoft.com/office/word/2010/wordprocessingCanvas" xmlns:cx="http://schemas.microsoft.com/office/drawing/2014/chartex" xmlns:cx1="http://schemas.microsoft.com/office/drawing/2015/9/8/chartex" xmlns:cx2="http://schemas.microsoft.com/office/drawing/2015/10/21/chartex" xmlns:cx3="http://schemas.microsoft.com/office/drawing/2016/5/9/chartex" xmlns:cx4="http://schemas.microsoft.com/office/drawing/2016/5/10/chartex" xmlns:cx5="http://schemas.microsoft.com/office/drawing/2016/5/11/chartex" xmlns:cx6="http://schemas.microsoft.com/office/drawing/2016/5/12/chartex" xmlns:cx7="http://schemas.microsoft.com/office/drawing/2016/5/13/chartex" xmlns:cx8="http://schemas.microsoft.com/office/drawing/2016/5/14/chartex" xmlns:mc="http://schemas.openxmlformats.org/markup-compatibility/2006" xmlns:aink="http://schemas.microsoft.com/office/drawing/2016/ink" xmlns:am3d="http://schemas.microsoft.com/office/drawing/2017/model3d" xmlns:o="urn:schemas-microsoft-com:office:office" xmlns:r="http://schemas.openxmlformats.org/officeDocument/2006/relationships" xmlns:m="http://schemas.openxmlformats.org/officeDocument/2006/math" xmlns:v="urn:schemas-microsoft-com:vml" xmlns:wp14="http://schemas.microsoft.com/office/word/2010/wordprocessingDrawing" xmlns:wp="http://schemas.openxmlformats.org/drawingml/2006/wordprocessingDrawing" xmlns:w10="urn:schemas-microsoft-com:office:word" xmlns:w="http://schemas.openxmlformats.org/wordprocessingml/2006/main" xmlns:w14="http://schemas.microsoft.com/office/word/2010/wordml" xmlns:w15="http://schemas.microsoft.com/office/word/2012/wordml" xmlns:w16cex="http://schemas.microsoft.com/office/word/2018/wordml/cex" xmlns:w16cid="http://schemas.microsoft.com/office/word/2016/wordml/cid" xmlns:w16="http://schemas.microsoft.com/office/word/2018/wordml" xmlns:w16se="http://schemas.microsoft.com/office/word/2015/wordml/symex" xmlns:wpg="http://schemas.microsoft.com/office/word/2010/wordprocessingGroup" xmlns:wpi="http://schemas.microsoft.com/office/word/2010/wordprocessingInk" xmlns:wne="http://schemas.microsoft.com/office/word/2006/wordml" xmlns:wps="http://schemas.microsoft.com/office/word/2010/wordprocessingShape" mc:Ignorable="w14 w15 w16se w16cid w16 w16cex wp14">
   <w:abstractNum w:abstractNumId="0" w15:restartNumberingAfterBreak="0">
     <w:nsid w:val="FFFFFF89"/>
     <w:multiLevelType w:val="singleLevel"/>
@@ -20391,175 +20150,175 @@
       </w:pPr>
     </w:lvl>
   </w:abstractNum>
-  <w:num w:numId="1" w16cid:durableId="2000957126">
+  <w:num w:numId="1">
     <w:abstractNumId w:val="56"/>
   </w:num>
-  <w:num w:numId="2" w16cid:durableId="1585263860">
+  <w:num w:numId="2">
     <w:abstractNumId w:val="0"/>
   </w:num>
-  <w:num w:numId="3" w16cid:durableId="1338381655">
+  <w:num w:numId="3">
     <w:abstractNumId w:val="14"/>
   </w:num>
-  <w:num w:numId="4" w16cid:durableId="1532257930">
+  <w:num w:numId="4">
     <w:abstractNumId w:val="35"/>
   </w:num>
-  <w:num w:numId="5" w16cid:durableId="998075588">
+  <w:num w:numId="5">
     <w:abstractNumId w:val="23"/>
   </w:num>
-  <w:num w:numId="6" w16cid:durableId="219556625">
+  <w:num w:numId="6">
     <w:abstractNumId w:val="50"/>
   </w:num>
-  <w:num w:numId="7" w16cid:durableId="1678380763">
+  <w:num w:numId="7">
     <w:abstractNumId w:val="6"/>
   </w:num>
-  <w:num w:numId="8" w16cid:durableId="1720089293">
+  <w:num w:numId="8">
     <w:abstractNumId w:val="46"/>
   </w:num>
-  <w:num w:numId="9" w16cid:durableId="1863854180">
+  <w:num w:numId="9">
     <w:abstractNumId w:val="27"/>
   </w:num>
-  <w:num w:numId="10" w16cid:durableId="616566608">
+  <w:num w:numId="10">
     <w:abstractNumId w:val="10"/>
   </w:num>
-  <w:num w:numId="11" w16cid:durableId="277372459">
+  <w:num w:numId="11">
     <w:abstractNumId w:val="41"/>
   </w:num>
-  <w:num w:numId="12" w16cid:durableId="2104523469">
+  <w:num w:numId="12">
     <w:abstractNumId w:val="42"/>
   </w:num>
-  <w:num w:numId="13" w16cid:durableId="1373849132">
+  <w:num w:numId="13">
     <w:abstractNumId w:val="37"/>
   </w:num>
-  <w:num w:numId="14" w16cid:durableId="309791785">
+  <w:num w:numId="14">
     <w:abstractNumId w:val="16"/>
   </w:num>
-  <w:num w:numId="15" w16cid:durableId="377584158">
+  <w:num w:numId="15">
     <w:abstractNumId w:val="8"/>
   </w:num>
-  <w:num w:numId="16" w16cid:durableId="668214762">
+  <w:num w:numId="16">
     <w:abstractNumId w:val="22"/>
   </w:num>
-  <w:num w:numId="17" w16cid:durableId="156113795">
+  <w:num w:numId="17">
     <w:abstractNumId w:val="7"/>
   </w:num>
-  <w:num w:numId="18" w16cid:durableId="668755626">
+  <w:num w:numId="18">
     <w:abstractNumId w:val="29"/>
   </w:num>
-  <w:num w:numId="19" w16cid:durableId="1375930531">
+  <w:num w:numId="19">
     <w:abstractNumId w:val="54"/>
   </w:num>
-  <w:num w:numId="20" w16cid:durableId="769398242">
+  <w:num w:numId="20">
     <w:abstractNumId w:val="12"/>
   </w:num>
-  <w:num w:numId="21" w16cid:durableId="1953391211">
+  <w:num w:numId="21">
     <w:abstractNumId w:val="47"/>
   </w:num>
-  <w:num w:numId="22" w16cid:durableId="159124064">
+  <w:num w:numId="22">
     <w:abstractNumId w:val="28"/>
   </w:num>
-  <w:num w:numId="23" w16cid:durableId="1138837179">
+  <w:num w:numId="23">
     <w:abstractNumId w:val="19"/>
   </w:num>
-  <w:num w:numId="24" w16cid:durableId="2139909774">
+  <w:num w:numId="24">
     <w:abstractNumId w:val="4"/>
   </w:num>
-  <w:num w:numId="25" w16cid:durableId="1883593924">
+  <w:num w:numId="25">
     <w:abstractNumId w:val="13"/>
   </w:num>
-  <w:num w:numId="26" w16cid:durableId="643123202">
+  <w:num w:numId="26">
     <w:abstractNumId w:val="26"/>
   </w:num>
-  <w:num w:numId="27" w16cid:durableId="1677077661">
+  <w:num w:numId="27">
     <w:abstractNumId w:val="31"/>
   </w:num>
-  <w:num w:numId="28" w16cid:durableId="702093841">
+  <w:num w:numId="28">
     <w:abstractNumId w:val="24"/>
   </w:num>
-  <w:num w:numId="29" w16cid:durableId="56363478">
+  <w:num w:numId="29">
     <w:abstractNumId w:val="5"/>
   </w:num>
-  <w:num w:numId="30" w16cid:durableId="1811900584">
+  <w:num w:numId="30">
     <w:abstractNumId w:val="39"/>
   </w:num>
-  <w:num w:numId="31" w16cid:durableId="1905750024">
+  <w:num w:numId="31">
     <w:abstractNumId w:val="20"/>
   </w:num>
-  <w:num w:numId="32" w16cid:durableId="1231577587">
+  <w:num w:numId="32">
     <w:abstractNumId w:val="49"/>
   </w:num>
-  <w:num w:numId="33" w16cid:durableId="936139254">
+  <w:num w:numId="33">
     <w:abstractNumId w:val="53"/>
   </w:num>
-  <w:num w:numId="34" w16cid:durableId="1286084261">
+  <w:num w:numId="34">
     <w:abstractNumId w:val="51"/>
   </w:num>
-  <w:num w:numId="35" w16cid:durableId="1951813641">
+  <w:num w:numId="35">
     <w:abstractNumId w:val="25"/>
   </w:num>
-  <w:num w:numId="36" w16cid:durableId="626089872">
+  <w:num w:numId="36">
     <w:abstractNumId w:val="38"/>
   </w:num>
-  <w:num w:numId="37" w16cid:durableId="1430656222">
+  <w:num w:numId="37">
     <w:abstractNumId w:val="18"/>
   </w:num>
-  <w:num w:numId="38" w16cid:durableId="2034915073">
+  <w:num w:numId="38">
     <w:abstractNumId w:val="3"/>
   </w:num>
-  <w:num w:numId="39" w16cid:durableId="1543321289">
+  <w:num w:numId="39">
     <w:abstractNumId w:val="55"/>
   </w:num>
-  <w:num w:numId="40" w16cid:durableId="363673591">
+  <w:num w:numId="40">
     <w:abstractNumId w:val="15"/>
   </w:num>
-  <w:num w:numId="41" w16cid:durableId="1924410411">
+  <w:num w:numId="41">
     <w:abstractNumId w:val="21"/>
   </w:num>
-  <w:num w:numId="42" w16cid:durableId="1665427774">
+  <w:num w:numId="42">
     <w:abstractNumId w:val="32"/>
   </w:num>
-  <w:num w:numId="43" w16cid:durableId="726878580">
+  <w:num w:numId="43">
     <w:abstractNumId w:val="11"/>
   </w:num>
-  <w:num w:numId="44" w16cid:durableId="1560366013">
+  <w:num w:numId="44">
     <w:abstractNumId w:val="34"/>
   </w:num>
-  <w:num w:numId="45" w16cid:durableId="1849633602">
+  <w:num w:numId="45">
     <w:abstractNumId w:val="30"/>
   </w:num>
-  <w:num w:numId="46" w16cid:durableId="59669875">
+  <w:num w:numId="46">
     <w:abstractNumId w:val="52"/>
   </w:num>
-  <w:num w:numId="47" w16cid:durableId="1519810514">
+  <w:num w:numId="47">
     <w:abstractNumId w:val="1"/>
   </w:num>
-  <w:num w:numId="48" w16cid:durableId="2132018948">
+  <w:num w:numId="48">
     <w:abstractNumId w:val="45"/>
   </w:num>
-  <w:num w:numId="49" w16cid:durableId="700743430">
+  <w:num w:numId="49">
     <w:abstractNumId w:val="43"/>
   </w:num>
-  <w:num w:numId="50" w16cid:durableId="587227901">
+  <w:num w:numId="50">
     <w:abstractNumId w:val="44"/>
   </w:num>
-  <w:num w:numId="51" w16cid:durableId="2137068156">
+  <w:num w:numId="51">
     <w:abstractNumId w:val="36"/>
   </w:num>
-  <w:num w:numId="52" w16cid:durableId="1845242861">
+  <w:num w:numId="52">
     <w:abstractNumId w:val="48"/>
   </w:num>
-  <w:num w:numId="53" w16cid:durableId="425080213">
+  <w:num w:numId="53">
     <w:abstractNumId w:val="40"/>
   </w:num>
-  <w:num w:numId="54" w16cid:durableId="158887607">
+  <w:num w:numId="54">
     <w:abstractNumId w:val="9"/>
   </w:num>
-  <w:num w:numId="55" w16cid:durableId="274559678">
+  <w:num w:numId="55">
     <w:abstractNumId w:val="17"/>
   </w:num>
-  <w:num w:numId="56" w16cid:durableId="1285889098">
+  <w:num w:numId="56">
     <w:abstractNumId w:val="2"/>
   </w:num>
-  <w:num w:numId="57" w16cid:durableId="2061781008">
+  <w:num w:numId="57">
     <w:abstractNumId w:val="33"/>
   </w:num>
   <w:numIdMacAtCleanup w:val="57"/>
@@ -20567,7 +20326,7 @@
 </file>
 
 <file path=word/styles.xml><?xml version="1.0" encoding="utf-8"?>
-<w:styles xmlns:mc="http://schemas.openxmlformats.org/markup-compatibility/2006" xmlns:r="http://schemas.openxmlformats.org/officeDocument/2006/relationships" xmlns:w="http://schemas.openxmlformats.org/wordprocessingml/2006/main" xmlns:w14="http://schemas.microsoft.com/office/word/2010/wordml" xmlns:w15="http://schemas.microsoft.com/office/word/2012/wordml" xmlns:w16cex="http://schemas.microsoft.com/office/word/2018/wordml/cex" xmlns:w16cid="http://schemas.microsoft.com/office/word/2016/wordml/cid" xmlns:w16="http://schemas.microsoft.com/office/word/2018/wordml" xmlns:w16du="http://schemas.microsoft.com/office/word/2023/wordml/word16du" xmlns:w16sdtdh="http://schemas.microsoft.com/office/word/2020/wordml/sdtdatahash" xmlns:w16sdtfl="http://schemas.microsoft.com/office/word/2024/wordml/sdtformatlock" xmlns:w16se="http://schemas.microsoft.com/office/word/2015/wordml/symex" mc:Ignorable="w14 w15 w16se w16cid w16 w16cex w16sdtdh w16sdtfl w16du">
+<w:styles xmlns:mc="http://schemas.openxmlformats.org/markup-compatibility/2006" xmlns:r="http://schemas.openxmlformats.org/officeDocument/2006/relationships" xmlns:w="http://schemas.openxmlformats.org/wordprocessingml/2006/main" xmlns:w14="http://schemas.microsoft.com/office/word/2010/wordml" xmlns:w15="http://schemas.microsoft.com/office/word/2012/wordml" xmlns:w16cex="http://schemas.microsoft.com/office/word/2018/wordml/cex" xmlns:w16cid="http://schemas.microsoft.com/office/word/2016/wordml/cid" xmlns:w16="http://schemas.microsoft.com/office/word/2018/wordml" xmlns:w16se="http://schemas.microsoft.com/office/word/2015/wordml/symex" mc:Ignorable="w14 w15 w16se w16cid w16 w16cex">
   <w:docDefaults>
     <w:rPrDefault>
       <w:rPr>
@@ -21915,7 +21674,7 @@
       </w:rPr>
     </w:tblStylePr>
   </w:style>
-  <w:style w:type="character" w:styleId="Fuerte">
+  <w:style w:type="character" w:styleId="Textoennegrita">
     <w:name w:val="Strong"/>
     <w:basedOn w:val="Fuentedeprrafopredeter"/>
     <w:uiPriority w:val="22"/>
@@ -22298,15 +22057,6 @@
 </file>
 
 <file path=customXml/item1.xml><?xml version="1.0" encoding="utf-8"?>
-<?mso-contentType ?>
-<FormTemplates xmlns="http://schemas.microsoft.com/sharepoint/v3/contenttype/forms">
-  <Display>DocumentLibraryForm</Display>
-  <Edit>DocumentLibraryForm</Edit>
-  <New>DocumentLibraryForm</New>
-</FormTemplates>
-</file>
-
-<file path=customXml/item2.xml><?xml version="1.0" encoding="utf-8"?>
 <ct:contentTypeSchema xmlns:ct="http://schemas.microsoft.com/office/2006/metadata/contentType" xmlns:ma="http://schemas.microsoft.com/office/2006/metadata/properties/metaAttributes" ct:_="" ma:_="" ma:contentTypeName="Documento" ma:contentTypeID="0x010100EA8A463C70CDF94EBCEAEE24D04F3F8A" ma:contentTypeVersion="12" ma:contentTypeDescription="Crear nuevo documento." ma:contentTypeScope="" ma:versionID="0a68c197ff11ee8f2a4dfa92d3e5c792">
   <xsd:schema xmlns:xsd="http://www.w3.org/2001/XMLSchema" xmlns:xs="http://www.w3.org/2001/XMLSchema" xmlns:p="http://schemas.microsoft.com/office/2006/metadata/properties" xmlns:ns2="d174a4fb-80c2-4523-8d89-375030acacbf" xmlns:ns3="b250f519-6473-4480-8c44-6ee3a3a530c3" targetNamespace="http://schemas.microsoft.com/office/2006/metadata/properties" ma:root="true" ma:fieldsID="55936f832c432473a7bcdfeafd102760" ns2:_="" ns3:_="">
     <xsd:import namespace="d174a4fb-80c2-4523-8d89-375030acacbf"/>
@@ -22507,11 +22257,16 @@
 </ct:contentTypeSchema>
 </file>
 
-<file path=customXml/item3.xml><?xml version="1.0" encoding="utf-8"?>
-<b:Sources xmlns:b="http://schemas.openxmlformats.org/officeDocument/2006/bibliography" xmlns="http://schemas.openxmlformats.org/officeDocument/2006/bibliography" SelectedStyle="\APASixthEditionOfficeOnline.xsl" StyleName="APA" Version="6"/>
+<file path=customXml/item2.xml><?xml version="1.0" encoding="utf-8"?>
+<?mso-contentType ?>
+<FormTemplates xmlns="http://schemas.microsoft.com/sharepoint/v3/contenttype/forms">
+  <Display>DocumentLibraryForm</Display>
+  <Edit>DocumentLibraryForm</Edit>
+  <New>DocumentLibraryForm</New>
+</FormTemplates>
 </file>
 
-<file path=customXml/item4.xml><?xml version="1.0" encoding="utf-8"?>
+<file path=customXml/item3.xml><?xml version="1.0" encoding="utf-8"?>
 <p:properties xmlns:p="http://schemas.microsoft.com/office/2006/metadata/properties" xmlns:xsi="http://www.w3.org/2001/XMLSchema-instance" xmlns:pc="http://schemas.microsoft.com/office/infopath/2007/PartnerControls">
   <documentManagement>
     <TaxCatchAll xmlns="b250f519-6473-4480-8c44-6ee3a3a530c3" xsi:nil="true"/>
@@ -22522,15 +22277,11 @@
 </p:properties>
 </file>
 
-<file path=customXml/itemProps1.xml><?xml version="1.0" encoding="utf-8"?>
-<ds:datastoreItem xmlns:ds="http://schemas.openxmlformats.org/officeDocument/2006/customXml" ds:itemID="{10663269-2064-4804-8290-36D4A57F5557}">
-  <ds:schemaRefs>
-    <ds:schemaRef ds:uri="http://schemas.microsoft.com/sharepoint/v3/contenttype/forms"/>
-  </ds:schemaRefs>
-</ds:datastoreItem>
+<file path=customXml/item4.xml><?xml version="1.0" encoding="utf-8"?>
+<b:Sources xmlns:b="http://schemas.openxmlformats.org/officeDocument/2006/bibliography" xmlns="http://schemas.openxmlformats.org/officeDocument/2006/bibliography" SelectedStyle="\APASixthEditionOfficeOnline.xsl" StyleName="APA" Version="6"/>
 </file>
 
-<file path=customXml/itemProps2.xml><?xml version="1.0" encoding="utf-8"?>
+<file path=customXml/itemProps1.xml><?xml version="1.0" encoding="utf-8"?>
 <ds:datastoreItem xmlns:ds="http://schemas.openxmlformats.org/officeDocument/2006/customXml" ds:itemID="{F4657156-8621-480D-B534-95E6B16F2622}">
   <ds:schemaRefs>
     <ds:schemaRef ds:uri="http://schemas.microsoft.com/office/2006/metadata/contentType"/>
@@ -22549,15 +22300,15 @@
 </ds:datastoreItem>
 </file>
 
-<file path=customXml/itemProps3.xml><?xml version="1.0" encoding="utf-8"?>
-<ds:datastoreItem xmlns:ds="http://schemas.openxmlformats.org/officeDocument/2006/customXml" ds:itemID="{EAE431FD-7059-4C09-804B-C9D69EB7B213}">
+<file path=customXml/itemProps2.xml><?xml version="1.0" encoding="utf-8"?>
+<ds:datastoreItem xmlns:ds="http://schemas.openxmlformats.org/officeDocument/2006/customXml" ds:itemID="{10663269-2064-4804-8290-36D4A57F5557}">
   <ds:schemaRefs>
-    <ds:schemaRef ds:uri="http://schemas.openxmlformats.org/officeDocument/2006/bibliography"/>
+    <ds:schemaRef ds:uri="http://schemas.microsoft.com/sharepoint/v3/contenttype/forms"/>
   </ds:schemaRefs>
 </ds:datastoreItem>
 </file>
 
-<file path=customXml/itemProps4.xml><?xml version="1.0" encoding="utf-8"?>
+<file path=customXml/itemProps3.xml><?xml version="1.0" encoding="utf-8"?>
 <ds:datastoreItem xmlns:ds="http://schemas.openxmlformats.org/officeDocument/2006/customXml" ds:itemID="{1279454D-02BE-4A9C-A117-DCD1573E2608}">
   <ds:schemaRefs>
     <ds:schemaRef ds:uri="http://schemas.microsoft.com/office/2006/metadata/properties"/>
@@ -22566,4 +22317,12 @@
     <ds:schemaRef ds:uri="d174a4fb-80c2-4523-8d89-375030acacbf"/>
   </ds:schemaRefs>
 </ds:datastoreItem>
+</file>
+
+<file path=customXml/itemProps4.xml><?xml version="1.0" encoding="utf-8"?>
+<ds:datastoreItem xmlns:ds="http://schemas.openxmlformats.org/officeDocument/2006/customXml" ds:itemID="{EAE431FD-7059-4C09-804B-C9D69EB7B213}">
+  <ds:schemaRefs>
+    <ds:schemaRef ds:uri="http://schemas.openxmlformats.org/officeDocument/2006/bibliography"/>
+  </ds:schemaRefs>
+</ds:datastoreItem>
 </file>